--- a/docs/Brief summary.docx
+++ b/docs/Brief summary.docx
@@ -1,6 +1,6 @@
 
 <file path=word/document.xml><?xml version="1.0" encoding="utf-8"?>
-<w:document xmlns:wpc="http://schemas.microsoft.com/office/word/2010/wordprocessingCanvas" xmlns:cx="http://schemas.microsoft.com/office/drawing/2014/chartex" xmlns:cx1="http://schemas.microsoft.com/office/drawing/2015/9/8/chartex" xmlns:cx2="http://schemas.microsoft.com/office/drawing/2015/10/21/chartex" xmlns:cx3="http://schemas.microsoft.com/office/drawing/2016/5/9/chartex" xmlns:cx4="http://schemas.microsoft.com/office/drawing/2016/5/10/chartex" xmlns:cx5="http://schemas.microsoft.com/office/drawing/2016/5/11/chartex" xmlns:cx6="http://schemas.microsoft.com/office/drawing/2016/5/12/chartex" xmlns:cx7="http://schemas.microsoft.com/office/drawing/2016/5/13/chartex" xmlns:cx8="http://schemas.microsoft.com/office/drawing/2016/5/14/chartex" xmlns:mc="http://schemas.openxmlformats.org/markup-compatibility/2006" xmlns:aink="http://schemas.microsoft.com/office/drawing/2016/ink" xmlns:am3d="http://schemas.microsoft.com/office/drawing/2017/model3d" xmlns:o="urn:schemas-microsoft-com:office:office" xmlns:oel="http://schemas.microsoft.com/office/2019/extlst" xmlns:r="http://schemas.openxmlformats.org/officeDocument/2006/relationships" xmlns:m="http://schemas.openxmlformats.org/officeDocument/2006/math" xmlns:v="urn:schemas-microsoft-com:vml" xmlns:wp14="http://schemas.microsoft.com/office/word/2010/wordprocessingDrawing" xmlns:wp="http://schemas.openxmlformats.org/drawingml/2006/wordprocessingDrawing" xmlns:w10="urn:schemas-microsoft-com:office:word" xmlns:w="http://schemas.openxmlformats.org/wordprocessingml/2006/main" xmlns:w14="http://schemas.microsoft.com/office/word/2010/wordml" xmlns:w15="http://schemas.microsoft.com/office/word/2012/wordml" xmlns:w16cex="http://schemas.microsoft.com/office/word/2018/wordml/cex" xmlns:w16cid="http://schemas.microsoft.com/office/word/2016/wordml/cid" xmlns:w16="http://schemas.microsoft.com/office/word/2018/wordml" xmlns:w16sdtdh="http://schemas.microsoft.com/office/word/2020/wordml/sdtdatahash" xmlns:w16se="http://schemas.microsoft.com/office/word/2015/wordml/symex" xmlns:wpg="http://schemas.microsoft.com/office/word/2010/wordprocessingGroup" xmlns:wpi="http://schemas.microsoft.com/office/word/2010/wordprocessingInk" xmlns:wne="http://schemas.microsoft.com/office/word/2006/wordml" xmlns:wps="http://schemas.microsoft.com/office/word/2010/wordprocessingShape" mc:Ignorable="w14 w15 w16se w16cid w16 w16cex w16sdtdh wp14">
+<w:document xmlns:wpc="http://schemas.microsoft.com/office/word/2010/wordprocessingCanvas" xmlns:mc="http://schemas.openxmlformats.org/markup-compatibility/2006" xmlns:o="urn:schemas-microsoft-com:office:office" xmlns:r="http://schemas.openxmlformats.org/officeDocument/2006/relationships" xmlns:m="http://schemas.openxmlformats.org/officeDocument/2006/math" xmlns:v="urn:schemas-microsoft-com:vml" xmlns:wp14="http://schemas.microsoft.com/office/word/2010/wordprocessingDrawing" xmlns:wp="http://schemas.openxmlformats.org/drawingml/2006/wordprocessingDrawing" xmlns:w10="urn:schemas-microsoft-com:office:word" xmlns:w="http://schemas.openxmlformats.org/wordprocessingml/2006/main" xmlns:w14="http://schemas.microsoft.com/office/word/2010/wordml" xmlns:w15="http://schemas.microsoft.com/office/word/2012/wordml" xmlns:w16se="http://schemas.microsoft.com/office/word/2015/wordml/symex" xmlns:w16cid="http://schemas.microsoft.com/office/word/2016/wordml/cid" xmlns:w16="http://schemas.microsoft.com/office/word/2018/wordml" xmlns:w16cex="http://schemas.microsoft.com/office/word/2018/wordml/cex" xmlns:w16sdtdh="http://schemas.microsoft.com/office/word/2020/wordml/sdtdatahash" xmlns:wne="http://schemas.microsoft.com/office/word/2006/wordml" xmlns:wpg="http://schemas.microsoft.com/office/word/2010/wordprocessingGroup" xmlns:wps="http://schemas.microsoft.com/office/word/2010/wordprocessingShape" mc:Ignorable="w14 w15 w16se w16cid w16 w16cex w16sdtdh wp14">
   <w:body>
     <w:p>
       <w:pPr>
@@ -13,21 +13,22 @@
           <w:bCs/>
           <w:sz w:val="40"/>
           <w:szCs w:val="40"/>
-          <w:lang w:val="ru-RU"/>
         </w:rPr>
       </w:pPr>
       <w:bookmarkStart w:id="0" w:name="определите-требования-к-проекту"/>
       <w:bookmarkStart w:id="1" w:name="домашнее-задание-2.-планирование-проекта"/>
       <w:r>
         <w:rPr>
+          <w:rFonts w:ascii="Aptos" w:hAnsi="Aptos" w:cs="Aptos" w:asciiTheme="minorHAnsi" w:hAnsiTheme="minorHAnsi" w:eastAsiaTheme="minorEastAsia" w:csTheme="minorBidi"/>
           <w:b/>
           <w:bCs/>
           <w:sz w:val="40"/>
           <w:szCs w:val="40"/>
-          <w:lang w:val="ru-RU"/>
         </w:rPr>
         <w:t>Краткая сводка по проекту</w:t>
       </w:r>
+      <w:bookmarkEnd w:id="0"/>
+      <w:bookmarkEnd w:id="1"/>
     </w:p>
     <w:p>
       <w:pPr>
@@ -37,26 +38,25 @@
           <w:bCs/>
           <w:sz w:val="32"/>
           <w:szCs w:val="32"/>
-          <w:lang w:val="ru-RU"/>
-        </w:rPr>
-      </w:pPr>
-      <w:r>
-        <w:rPr>
+        </w:rPr>
+      </w:pPr>
+      <w:r>
+        <w:rPr>
+          <w:rFonts w:ascii="Aptos" w:hAnsi="Aptos" w:cs="Aptos" w:asciiTheme="minorHAnsi" w:hAnsiTheme="minorHAnsi" w:eastAsiaTheme="minorEastAsia" w:csTheme="minorBidi"/>
           <w:b/>
           <w:bCs/>
           <w:sz w:val="32"/>
           <w:szCs w:val="32"/>
-          <w:lang w:val="ru-RU"/>
         </w:rPr>
         <w:t>Описание и дедлайн</w:t>
       </w:r>
       <w:r>
         <w:rPr>
+          <w:rFonts w:ascii="Aptos" w:hAnsi="Aptos" w:cs="Aptos" w:asciiTheme="minorHAnsi" w:hAnsiTheme="minorHAnsi" w:eastAsiaTheme="minorEastAsia" w:csTheme="minorBidi"/>
           <w:b/>
           <w:bCs/>
           <w:sz w:val="32"/>
           <w:szCs w:val="32"/>
-          <w:lang w:val="ru-RU"/>
         </w:rPr>
         <w:t>:</w:t>
       </w:r>
@@ -66,31 +66,35 @@
         <w:rPr>
           <w:b/>
           <w:bCs/>
-          <w:lang w:val="ru-RU"/>
-        </w:rPr>
-      </w:pPr>
-      <w:r>
-        <w:rPr>
-          <w:b/>
-          <w:bCs/>
-          <w:lang w:val="ru-RU"/>
+        </w:rPr>
+      </w:pPr>
+      <w:r>
+        <w:rPr>
+          <w:rFonts w:ascii="Aptos" w:hAnsi="Aptos" w:cs="Aptos" w:asciiTheme="minorHAnsi" w:hAnsiTheme="minorHAnsi" w:eastAsiaTheme="minorEastAsia" w:csTheme="minorBidi"/>
+          <w:b/>
+          <w:bCs/>
+          <w:sz w:val="24"/>
+          <w:szCs w:val="24"/>
         </w:rPr>
         <w:t xml:space="preserve">1. К концу семестра разработать проект </w:t>
       </w:r>
-      <w:proofErr w:type="spellStart"/>
-      <w:r>
-        <w:rPr>
-          <w:b/>
-          <w:bCs/>
+      <w:r>
+        <w:rPr>
+          <w:rFonts w:ascii="Aptos" w:hAnsi="Aptos" w:cs="Aptos" w:asciiTheme="minorHAnsi" w:hAnsiTheme="minorHAnsi" w:eastAsiaTheme="minorEastAsia" w:csTheme="minorBidi"/>
+          <w:b/>
+          <w:bCs/>
+          <w:sz w:val="24"/>
+          <w:szCs w:val="24"/>
         </w:rPr>
         <w:t>CacheCleaner</w:t>
       </w:r>
-      <w:proofErr w:type="spellEnd"/>
-      <w:r>
-        <w:rPr>
-          <w:b/>
-          <w:bCs/>
-          <w:lang w:val="ru-RU"/>
+      <w:r>
+        <w:rPr>
+          <w:rFonts w:ascii="Aptos" w:hAnsi="Aptos" w:cs="Aptos" w:asciiTheme="minorHAnsi" w:hAnsiTheme="minorHAnsi" w:eastAsiaTheme="minorEastAsia" w:csTheme="minorBidi"/>
+          <w:b/>
+          <w:bCs/>
+          <w:sz w:val="24"/>
+          <w:szCs w:val="24"/>
         </w:rPr>
         <w:t>, который позволит пользователям с базовым пониманием компьютера и умением вводить информацию в командную строку выполнять очистку временных файлов путём разового запуска программы и подтверждением через консоль</w:t>
       </w:r>
@@ -100,20 +104,11 @@
         <w:pBdr>
           <w:bottom w:val="single" w:sz="6" w:space="1" w:color="auto"/>
         </w:pBdr>
-        <w:rPr>
-          <w:lang w:val="ru-RU"/>
-        </w:rPr>
       </w:pPr>
       <w:bookmarkStart w:id="2" w:name="выполните-декомпозицию-mvp"/>
-      <w:bookmarkEnd w:id="0"/>
-    </w:p>
-    <w:p>
-      <w:pPr>
-        <w:rPr>
-          <w:lang w:val="ru-RU"/>
-        </w:rPr>
-      </w:pPr>
-    </w:p>
+      <w:bookmarkEnd w:id="2"/>
+    </w:p>
+    <w:p/>
     <w:p>
       <w:pPr>
         <w:jc w:val="center"/>
@@ -122,16 +117,15 @@
           <w:bCs/>
           <w:sz w:val="32"/>
           <w:szCs w:val="32"/>
-          <w:lang w:val="ru-RU"/>
-        </w:rPr>
-      </w:pPr>
-      <w:r>
-        <w:rPr>
+        </w:rPr>
+      </w:pPr>
+      <w:r>
+        <w:rPr>
+          <w:rFonts w:ascii="Aptos" w:hAnsi="Aptos" w:cs="Aptos" w:asciiTheme="minorHAnsi" w:hAnsiTheme="minorHAnsi" w:eastAsiaTheme="minorEastAsia" w:csTheme="minorBidi"/>
           <w:b/>
           <w:bCs/>
           <w:sz w:val="32"/>
           <w:szCs w:val="32"/>
-          <w:lang w:val="ru-RU"/>
         </w:rPr>
         <w:t>Функциональные требования:</w:t>
       </w:r>
@@ -144,35 +138,43 @@
           <w:bCs/>
         </w:rPr>
       </w:pPr>
-      <w:proofErr w:type="spellStart"/>
-      <w:r>
-        <w:rPr>
-          <w:b/>
-          <w:bCs/>
+      <w:r>
+        <w:rPr>
+          <w:rFonts w:ascii="Aptos" w:hAnsi="Aptos" w:cs="Aptos" w:asciiTheme="minorHAnsi" w:hAnsiTheme="minorHAnsi" w:eastAsiaTheme="minorEastAsia" w:csTheme="minorBidi"/>
+          <w:b/>
+          <w:bCs/>
+          <w:sz w:val="24"/>
+          <w:szCs w:val="24"/>
         </w:rPr>
         <w:t>Базовые</w:t>
       </w:r>
-      <w:proofErr w:type="spellEnd"/>
-      <w:r>
-        <w:rPr>
-          <w:b/>
-          <w:bCs/>
+      <w:r>
+        <w:rPr>
+          <w:rFonts w:ascii="Aptos" w:hAnsi="Aptos" w:cs="Aptos" w:asciiTheme="minorHAnsi" w:hAnsiTheme="minorHAnsi" w:eastAsiaTheme="minorEastAsia" w:csTheme="minorBidi"/>
+          <w:b/>
+          <w:bCs/>
+          <w:sz w:val="24"/>
+          <w:szCs w:val="24"/>
         </w:rPr>
         <w:t xml:space="preserve"> </w:t>
       </w:r>
-      <w:proofErr w:type="spellStart"/>
-      <w:r>
-        <w:rPr>
-          <w:b/>
-          <w:bCs/>
+      <w:r>
+        <w:rPr>
+          <w:rFonts w:ascii="Aptos" w:hAnsi="Aptos" w:cs="Aptos" w:asciiTheme="minorHAnsi" w:hAnsiTheme="minorHAnsi" w:eastAsiaTheme="minorEastAsia" w:csTheme="minorBidi"/>
+          <w:b/>
+          <w:bCs/>
+          <w:sz w:val="24"/>
+          <w:szCs w:val="24"/>
         </w:rPr>
         <w:t>возможности</w:t>
       </w:r>
-      <w:proofErr w:type="spellEnd"/>
-      <w:r>
-        <w:rPr>
-          <w:b/>
-          <w:bCs/>
+      <w:r>
+        <w:rPr>
+          <w:rFonts w:ascii="Aptos" w:hAnsi="Aptos" w:cs="Aptos" w:asciiTheme="minorHAnsi" w:hAnsiTheme="minorHAnsi" w:eastAsiaTheme="minorEastAsia" w:csTheme="minorBidi"/>
+          <w:b/>
+          <w:bCs/>
+          <w:sz w:val="24"/>
+          <w:szCs w:val="24"/>
         </w:rPr>
         <w:t>:</w:t>
       </w:r>
@@ -184,8 +186,15 @@
           <w:ilvl w:val="0"/>
           <w:numId w:val="8"/>
         </w:numPr>
-      </w:pPr>
-      <w:r>
+        <w:ind w:left="1080" w:hanging="360"/>
+      </w:pPr>
+      <w:r>
+        <w:rPr>
+          <w:rFonts w:ascii="Aptos" w:hAnsi="Aptos" w:eastAsia="Aptos" w:cs="Aptos" w:asciiTheme="minorHAnsi" w:hAnsiTheme="minorHAnsi" w:eastAsiaTheme="minorHAnsi" w:csTheme="minorBidi"/>
+          <w:kern w:val="2"/>
+          <w:sz w:val="24"/>
+          <w:szCs w:val="24"/>
+        </w:rPr>
         <w:t>Пользователь может посмотреть вес временных файлов с разделением на категории</w:t>
       </w:r>
     </w:p>
@@ -196,8 +205,15 @@
           <w:ilvl w:val="0"/>
           <w:numId w:val="8"/>
         </w:numPr>
-      </w:pPr>
-      <w:r>
+        <w:ind w:left="1080" w:hanging="360"/>
+      </w:pPr>
+      <w:r>
+        <w:rPr>
+          <w:rFonts w:ascii="Aptos" w:hAnsi="Aptos" w:eastAsia="Aptos" w:cs="Aptos" w:asciiTheme="minorHAnsi" w:hAnsiTheme="minorHAnsi" w:eastAsiaTheme="minorHAnsi" w:csTheme="minorBidi"/>
+          <w:kern w:val="2"/>
+          <w:sz w:val="24"/>
+          <w:szCs w:val="24"/>
+        </w:rPr>
         <w:t>Пользователь сможет перед запуском подробнее настроить пути добавив свои</w:t>
       </w:r>
     </w:p>
@@ -208,44 +224,86 @@
           <w:ilvl w:val="0"/>
           <w:numId w:val="8"/>
         </w:numPr>
-      </w:pPr>
-      <w:r>
+        <w:ind w:left="1080" w:hanging="360"/>
+      </w:pPr>
+      <w:r>
+        <w:rPr>
+          <w:rFonts w:ascii="Aptos" w:hAnsi="Aptos" w:eastAsia="Aptos" w:cs="Aptos" w:asciiTheme="minorHAnsi" w:hAnsiTheme="minorHAnsi" w:eastAsiaTheme="minorHAnsi" w:csTheme="minorBidi"/>
+          <w:kern w:val="2"/>
+          <w:sz w:val="24"/>
+          <w:szCs w:val="24"/>
+        </w:rPr>
         <w:t xml:space="preserve">В случае удаление </w:t>
       </w:r>
       <w:r>
         <w:rPr>
-          <w:lang w:val="en-US"/>
+          <w:rFonts w:ascii="Aptos" w:hAnsi="Aptos" w:eastAsia="Aptos" w:cs="Aptos" w:asciiTheme="minorHAnsi" w:hAnsiTheme="minorHAnsi" w:eastAsiaTheme="minorHAnsi" w:csTheme="minorBidi"/>
+          <w:kern w:val="2"/>
+          <w:sz w:val="24"/>
+          <w:szCs w:val="24"/>
         </w:rPr>
         <w:t>Preset</w:t>
       </w:r>
       <w:r>
+        <w:rPr>
+          <w:rFonts w:ascii="Aptos" w:hAnsi="Aptos" w:eastAsia="Aptos" w:cs="Aptos" w:asciiTheme="minorHAnsi" w:hAnsiTheme="minorHAnsi" w:eastAsiaTheme="minorHAnsi" w:csTheme="minorBidi"/>
+          <w:kern w:val="2"/>
+          <w:sz w:val="24"/>
+          <w:szCs w:val="24"/>
+        </w:rPr>
         <w:t xml:space="preserve"> </w:t>
       </w:r>
-      <w:proofErr w:type="gramStart"/>
-      <w:r>
+      <w:r>
+        <w:rPr>
+          <w:rFonts w:ascii="Aptos" w:hAnsi="Aptos" w:eastAsia="Aptos" w:cs="Aptos" w:asciiTheme="minorHAnsi" w:hAnsiTheme="minorHAnsi" w:eastAsiaTheme="minorHAnsi" w:csTheme="minorBidi"/>
+          <w:kern w:val="2"/>
+          <w:sz w:val="24"/>
+          <w:szCs w:val="24"/>
+        </w:rPr>
         <w:t>файла(</w:t>
       </w:r>
-      <w:proofErr w:type="gramEnd"/>
-      <w:r>
+      <w:r>
+        <w:rPr>
+          <w:rFonts w:ascii="Aptos" w:hAnsi="Aptos" w:eastAsia="Aptos" w:cs="Aptos" w:asciiTheme="minorHAnsi" w:hAnsiTheme="minorHAnsi" w:eastAsiaTheme="minorHAnsi" w:csTheme="minorBidi"/>
+          <w:kern w:val="2"/>
+          <w:sz w:val="24"/>
+          <w:szCs w:val="24"/>
+        </w:rPr>
         <w:t xml:space="preserve">файл с заранее заданными настройками) программа будет пытаться загрузить его с репозитория </w:t>
       </w:r>
-      <w:proofErr w:type="spellStart"/>
-      <w:r>
-        <w:rPr>
-          <w:lang w:val="en-US"/>
+      <w:r>
+        <w:rPr>
+          <w:rFonts w:ascii="Aptos" w:hAnsi="Aptos" w:eastAsia="Aptos" w:cs="Aptos" w:asciiTheme="minorHAnsi" w:hAnsiTheme="minorHAnsi" w:eastAsiaTheme="minorHAnsi" w:csTheme="minorBidi"/>
+          <w:kern w:val="2"/>
+          <w:sz w:val="24"/>
+          <w:szCs w:val="24"/>
         </w:rPr>
         <w:t>github</w:t>
       </w:r>
-      <w:proofErr w:type="spellEnd"/>
-      <w:r>
+      <w:r>
+        <w:rPr>
+          <w:rFonts w:ascii="Aptos" w:hAnsi="Aptos" w:eastAsia="Aptos" w:cs="Aptos" w:asciiTheme="minorHAnsi" w:hAnsiTheme="minorHAnsi" w:eastAsiaTheme="minorHAnsi" w:csTheme="minorBidi"/>
+          <w:kern w:val="2"/>
+          <w:sz w:val="24"/>
+          <w:szCs w:val="24"/>
+        </w:rPr>
         <w:t>(</w:t>
       </w:r>
       <w:r>
+        <w:rPr>
+          <w:rFonts w:ascii="Aptos" w:hAnsi="Aptos" w:eastAsia="Aptos" w:cs="Aptos" w:asciiTheme="minorHAnsi" w:hAnsiTheme="minorHAnsi" w:eastAsiaTheme="minorHAnsi" w:csTheme="minorBidi"/>
+          <w:kern w:val="2"/>
+          <w:sz w:val="24"/>
+          <w:szCs w:val="24"/>
+        </w:rPr>
         <w:t xml:space="preserve">там где храниться проект) – НЕ </w:t>
       </w:r>
       <w:r>
         <w:rPr>
-          <w:lang w:val="en-US"/>
+          <w:rFonts w:ascii="Aptos" w:hAnsi="Aptos" w:eastAsia="Aptos" w:cs="Aptos" w:asciiTheme="minorHAnsi" w:hAnsiTheme="minorHAnsi" w:eastAsiaTheme="minorHAnsi" w:csTheme="minorBidi"/>
+          <w:kern w:val="2"/>
+          <w:sz w:val="24"/>
+          <w:szCs w:val="24"/>
         </w:rPr>
         <w:t>MVP</w:t>
       </w:r>
@@ -257,29 +315,44 @@
           <w:ilvl w:val="0"/>
           <w:numId w:val="8"/>
         </w:numPr>
-      </w:pPr>
-      <w:r>
+        <w:ind w:left="1080" w:hanging="360"/>
+      </w:pPr>
+      <w:r>
+        <w:rPr>
+          <w:rFonts w:ascii="Aptos" w:hAnsi="Aptos" w:eastAsia="Aptos" w:cs="Aptos" w:asciiTheme="minorHAnsi" w:hAnsiTheme="minorHAnsi" w:eastAsiaTheme="minorHAnsi" w:csTheme="minorBidi"/>
+          <w:kern w:val="2"/>
+          <w:sz w:val="24"/>
+          <w:szCs w:val="24"/>
+        </w:rPr>
         <w:t xml:space="preserve">При добавлении пользовательских путей они будут автоматически сохраняться в </w:t>
       </w:r>
-      <w:proofErr w:type="spellStart"/>
-      <w:r>
-        <w:rPr>
-          <w:lang w:val="en-US"/>
+      <w:r>
+        <w:rPr>
+          <w:rFonts w:ascii="Aptos" w:hAnsi="Aptos" w:eastAsia="Aptos" w:cs="Aptos" w:asciiTheme="minorHAnsi" w:hAnsiTheme="minorHAnsi" w:eastAsiaTheme="minorHAnsi" w:csTheme="minorBidi"/>
+          <w:kern w:val="2"/>
+          <w:sz w:val="24"/>
+          <w:szCs w:val="24"/>
         </w:rPr>
         <w:t>UserPaths</w:t>
       </w:r>
-      <w:proofErr w:type="spellEnd"/>
-      <w:r>
+      <w:r>
+        <w:rPr>
+          <w:rFonts w:ascii="Aptos" w:hAnsi="Aptos" w:eastAsia="Aptos" w:cs="Aptos" w:asciiTheme="minorHAnsi" w:hAnsiTheme="minorHAnsi" w:eastAsiaTheme="minorHAnsi" w:csTheme="minorBidi"/>
+          <w:kern w:val="2"/>
+          <w:sz w:val="24"/>
+          <w:szCs w:val="24"/>
+        </w:rPr>
         <w:t>.</w:t>
       </w:r>
-      <w:proofErr w:type="spellStart"/>
-      <w:r>
-        <w:rPr>
-          <w:lang w:val="en-US"/>
+      <w:r>
+        <w:rPr>
+          <w:rFonts w:ascii="Aptos" w:hAnsi="Aptos" w:eastAsia="Aptos" w:cs="Aptos" w:asciiTheme="minorHAnsi" w:hAnsiTheme="minorHAnsi" w:eastAsiaTheme="minorHAnsi" w:csTheme="minorBidi"/>
+          <w:kern w:val="2"/>
+          <w:sz w:val="24"/>
+          <w:szCs w:val="24"/>
         </w:rPr>
         <w:t>json</w:t>
       </w:r>
-      <w:proofErr w:type="spellEnd"/>
     </w:p>
     <w:p>
       <w:pPr>
@@ -287,47 +360,55 @@
         <w:rPr>
           <w:b/>
           <w:bCs/>
-          <w:lang w:val="ru-RU"/>
-        </w:rPr>
-      </w:pPr>
-      <w:r>
-        <w:rPr>
-          <w:b/>
-          <w:bCs/>
-          <w:lang w:val="ru-RU"/>
+        </w:rPr>
+      </w:pPr>
+      <w:r>
+        <w:rPr>
+          <w:rFonts w:ascii="Aptos" w:hAnsi="Aptos" w:cs="Aptos" w:asciiTheme="minorHAnsi" w:hAnsiTheme="minorHAnsi" w:eastAsiaTheme="minorEastAsia" w:csTheme="minorBidi"/>
+          <w:b/>
+          <w:bCs/>
+          <w:sz w:val="24"/>
+          <w:szCs w:val="24"/>
         </w:rPr>
         <w:t xml:space="preserve">Профессиональные </w:t>
       </w:r>
-      <w:proofErr w:type="gramStart"/>
-      <w:r>
-        <w:rPr>
-          <w:b/>
-          <w:bCs/>
-          <w:lang w:val="ru-RU"/>
+      <w:r>
+        <w:rPr>
+          <w:rFonts w:ascii="Aptos" w:hAnsi="Aptos" w:cs="Aptos" w:asciiTheme="minorHAnsi" w:hAnsiTheme="minorHAnsi" w:eastAsiaTheme="minorEastAsia" w:csTheme="minorBidi"/>
+          <w:b/>
+          <w:bCs/>
+          <w:sz w:val="24"/>
+          <w:szCs w:val="24"/>
         </w:rPr>
         <w:t>возможности(</w:t>
       </w:r>
-      <w:proofErr w:type="gramEnd"/>
-      <w:r>
-        <w:rPr>
-          <w:b/>
-          <w:bCs/>
-          <w:lang w:val="ru-RU"/>
+      <w:r>
+        <w:rPr>
+          <w:rFonts w:ascii="Aptos" w:hAnsi="Aptos" w:cs="Aptos" w:asciiTheme="minorHAnsi" w:hAnsiTheme="minorHAnsi" w:eastAsiaTheme="minorEastAsia" w:csTheme="minorBidi"/>
+          <w:b/>
+          <w:bCs/>
+          <w:sz w:val="24"/>
+          <w:szCs w:val="24"/>
         </w:rPr>
         <w:t xml:space="preserve">требуется умение работы с </w:t>
       </w:r>
       <w:r>
         <w:rPr>
-          <w:b/>
-          <w:bCs/>
+          <w:rFonts w:ascii="Aptos" w:hAnsi="Aptos" w:cs="Aptos" w:asciiTheme="minorHAnsi" w:hAnsiTheme="minorHAnsi" w:eastAsiaTheme="minorEastAsia" w:csTheme="minorBidi"/>
+          <w:b/>
+          <w:bCs/>
+          <w:sz w:val="24"/>
+          <w:szCs w:val="24"/>
         </w:rPr>
         <w:t>CMD</w:t>
       </w:r>
       <w:r>
         <w:rPr>
-          <w:b/>
-          <w:bCs/>
-          <w:lang w:val="ru-RU"/>
+          <w:rFonts w:ascii="Aptos" w:hAnsi="Aptos" w:cs="Aptos" w:asciiTheme="minorHAnsi" w:hAnsiTheme="minorHAnsi" w:eastAsiaTheme="minorEastAsia" w:csTheme="minorBidi"/>
+          <w:b/>
+          <w:bCs/>
+          <w:sz w:val="24"/>
+          <w:szCs w:val="24"/>
         </w:rPr>
         <w:t>):</w:t>
       </w:r>
@@ -339,26 +420,39 @@
           <w:ilvl w:val="0"/>
           <w:numId w:val="9"/>
         </w:numPr>
-      </w:pPr>
-      <w:r>
+        <w:ind w:left="1080" w:hanging="360"/>
+      </w:pPr>
+      <w:r>
+        <w:rPr>
+          <w:rFonts w:ascii="Aptos" w:hAnsi="Aptos" w:eastAsia="Aptos" w:cs="Aptos" w:asciiTheme="minorHAnsi" w:hAnsiTheme="minorHAnsi" w:eastAsiaTheme="minorHAnsi" w:csTheme="minorBidi"/>
+          <w:kern w:val="2"/>
+          <w:sz w:val="24"/>
+          <w:szCs w:val="24"/>
+        </w:rPr>
         <w:t xml:space="preserve">Пользователь предварительно может вручную настраивать некоторые настройки программы через аргументы программы (НЕ </w:t>
       </w:r>
       <w:r>
         <w:rPr>
-          <w:lang w:val="en-US"/>
+          <w:rFonts w:ascii="Aptos" w:hAnsi="Aptos" w:eastAsia="Aptos" w:cs="Aptos" w:asciiTheme="minorHAnsi" w:hAnsiTheme="minorHAnsi" w:eastAsiaTheme="minorHAnsi" w:csTheme="minorBidi"/>
+          <w:kern w:val="2"/>
+          <w:sz w:val="24"/>
+          <w:szCs w:val="24"/>
         </w:rPr>
         <w:t>MVP</w:t>
       </w:r>
       <w:r>
+        <w:rPr>
+          <w:rFonts w:ascii="Aptos" w:hAnsi="Aptos" w:eastAsia="Aptos" w:cs="Aptos" w:asciiTheme="minorHAnsi" w:hAnsiTheme="minorHAnsi" w:eastAsiaTheme="minorHAnsi" w:csTheme="minorBidi"/>
+          <w:kern w:val="2"/>
+          <w:sz w:val="24"/>
+          <w:szCs w:val="24"/>
+        </w:rPr>
         <w:t>)</w:t>
       </w:r>
     </w:p>
     <w:p>
       <w:pPr>
         <w:ind w:left="360"/>
-        <w:rPr>
-          <w:lang w:val="ru-RU"/>
-        </w:rPr>
       </w:pPr>
     </w:p>
     <w:p>
@@ -369,35 +463,43 @@
           <w:bCs/>
         </w:rPr>
       </w:pPr>
-      <w:proofErr w:type="spellStart"/>
-      <w:r>
-        <w:rPr>
-          <w:b/>
-          <w:bCs/>
+      <w:r>
+        <w:rPr>
+          <w:rFonts w:ascii="Aptos" w:hAnsi="Aptos" w:cs="Aptos" w:asciiTheme="minorHAnsi" w:hAnsiTheme="minorHAnsi" w:eastAsiaTheme="minorEastAsia" w:csTheme="minorBidi"/>
+          <w:b/>
+          <w:bCs/>
+          <w:sz w:val="24"/>
+          <w:szCs w:val="24"/>
         </w:rPr>
         <w:t>Нефункциональные</w:t>
       </w:r>
-      <w:proofErr w:type="spellEnd"/>
-      <w:r>
-        <w:rPr>
-          <w:b/>
-          <w:bCs/>
+      <w:r>
+        <w:rPr>
+          <w:rFonts w:ascii="Aptos" w:hAnsi="Aptos" w:cs="Aptos" w:asciiTheme="minorHAnsi" w:hAnsiTheme="minorHAnsi" w:eastAsiaTheme="minorEastAsia" w:csTheme="minorBidi"/>
+          <w:b/>
+          <w:bCs/>
+          <w:sz w:val="24"/>
+          <w:szCs w:val="24"/>
         </w:rPr>
         <w:t xml:space="preserve"> </w:t>
       </w:r>
-      <w:proofErr w:type="spellStart"/>
-      <w:r>
-        <w:rPr>
-          <w:b/>
-          <w:bCs/>
+      <w:r>
+        <w:rPr>
+          <w:rFonts w:ascii="Aptos" w:hAnsi="Aptos" w:cs="Aptos" w:asciiTheme="minorHAnsi" w:hAnsiTheme="minorHAnsi" w:eastAsiaTheme="minorEastAsia" w:csTheme="minorBidi"/>
+          <w:b/>
+          <w:bCs/>
+          <w:sz w:val="24"/>
+          <w:szCs w:val="24"/>
         </w:rPr>
         <w:t>требования</w:t>
       </w:r>
-      <w:proofErr w:type="spellEnd"/>
-      <w:r>
-        <w:rPr>
-          <w:b/>
-          <w:bCs/>
+      <w:r>
+        <w:rPr>
+          <w:rFonts w:ascii="Aptos" w:hAnsi="Aptos" w:cs="Aptos" w:asciiTheme="minorHAnsi" w:hAnsiTheme="minorHAnsi" w:eastAsiaTheme="minorEastAsia" w:csTheme="minorBidi"/>
+          <w:b/>
+          <w:bCs/>
+          <w:sz w:val="24"/>
+          <w:szCs w:val="24"/>
         </w:rPr>
         <w:t>:</w:t>
       </w:r>
@@ -409,20 +511,42 @@
           <w:ilvl w:val="0"/>
           <w:numId w:val="10"/>
         </w:numPr>
-      </w:pPr>
-      <w:r>
+        <w:ind w:left="1080" w:hanging="360"/>
+      </w:pPr>
+      <w:r>
+        <w:rPr>
+          <w:rFonts w:ascii="Aptos" w:hAnsi="Aptos" w:eastAsia="Aptos" w:cs="Aptos" w:asciiTheme="minorHAnsi" w:hAnsiTheme="minorHAnsi" w:eastAsiaTheme="minorHAnsi" w:csTheme="minorBidi"/>
+          <w:kern w:val="2"/>
+          <w:sz w:val="24"/>
+          <w:szCs w:val="24"/>
+        </w:rPr>
         <w:t xml:space="preserve">Все конфигурационные файлы будут в формате </w:t>
       </w:r>
       <w:r>
         <w:rPr>
-          <w:lang w:val="en-US"/>
+          <w:rFonts w:ascii="Aptos" w:hAnsi="Aptos" w:eastAsia="Aptos" w:cs="Aptos" w:asciiTheme="minorHAnsi" w:hAnsiTheme="minorHAnsi" w:eastAsiaTheme="minorHAnsi" w:csTheme="minorBidi"/>
+          <w:kern w:val="2"/>
+          <w:sz w:val="24"/>
+          <w:szCs w:val="24"/>
         </w:rPr>
         <w:t>JSON</w:t>
       </w:r>
       <w:r>
+        <w:rPr>
+          <w:rFonts w:ascii="Aptos" w:hAnsi="Aptos" w:eastAsia="Aptos" w:cs="Aptos" w:asciiTheme="minorHAnsi" w:hAnsiTheme="minorHAnsi" w:eastAsiaTheme="minorHAnsi" w:csTheme="minorBidi"/>
+          <w:kern w:val="2"/>
+          <w:sz w:val="24"/>
+          <w:szCs w:val="24"/>
+        </w:rPr>
         <w:t xml:space="preserve"> </w:t>
       </w:r>
       <w:r>
+        <w:rPr>
+          <w:rFonts w:ascii="Aptos" w:hAnsi="Aptos" w:eastAsia="Aptos" w:cs="Aptos" w:asciiTheme="minorHAnsi" w:hAnsiTheme="minorHAnsi" w:eastAsiaTheme="minorHAnsi" w:csTheme="minorBidi"/>
+          <w:kern w:val="2"/>
+          <w:sz w:val="24"/>
+          <w:szCs w:val="24"/>
+        </w:rPr>
         <w:t>что позволяет легко получать и записывать туда информацию</w:t>
       </w:r>
     </w:p>
@@ -433,42 +557,87 @@
           <w:ilvl w:val="0"/>
           <w:numId w:val="10"/>
         </w:numPr>
-      </w:pPr>
-      <w:r>
+        <w:ind w:left="1080" w:hanging="360"/>
+      </w:pPr>
+      <w:r>
+        <w:rPr>
+          <w:rFonts w:ascii="Aptos" w:hAnsi="Aptos" w:eastAsia="Aptos" w:cs="Aptos" w:asciiTheme="minorHAnsi" w:hAnsiTheme="minorHAnsi" w:eastAsiaTheme="minorHAnsi" w:csTheme="minorBidi"/>
+          <w:kern w:val="2"/>
+          <w:sz w:val="24"/>
+          <w:szCs w:val="24"/>
+        </w:rPr>
         <w:t xml:space="preserve">Программа будет использовать только встроенные </w:t>
       </w:r>
-      <w:proofErr w:type="gramStart"/>
-      <w:r>
+      <w:r>
+        <w:rPr>
+          <w:rFonts w:ascii="Aptos" w:hAnsi="Aptos" w:eastAsia="Aptos" w:cs="Aptos" w:asciiTheme="minorHAnsi" w:hAnsiTheme="minorHAnsi" w:eastAsiaTheme="minorHAnsi" w:csTheme="minorBidi"/>
+          <w:kern w:val="2"/>
+          <w:sz w:val="24"/>
+          <w:szCs w:val="24"/>
+        </w:rPr>
         <w:t>библиотеки например</w:t>
       </w:r>
-      <w:proofErr w:type="gramEnd"/>
-      <w:r>
+      <w:r>
+        <w:rPr>
+          <w:rFonts w:ascii="Aptos" w:hAnsi="Aptos" w:eastAsia="Aptos" w:cs="Aptos" w:asciiTheme="minorHAnsi" w:hAnsiTheme="minorHAnsi" w:eastAsiaTheme="minorHAnsi" w:csTheme="minorBidi"/>
+          <w:kern w:val="2"/>
+          <w:sz w:val="24"/>
+          <w:szCs w:val="24"/>
+        </w:rPr>
         <w:t xml:space="preserve"> </w:t>
       </w:r>
       <w:r>
         <w:rPr>
-          <w:lang w:val="en-US"/>
+          <w:rFonts w:ascii="Aptos" w:hAnsi="Aptos" w:eastAsia="Aptos" w:cs="Aptos" w:asciiTheme="minorHAnsi" w:hAnsiTheme="minorHAnsi" w:eastAsiaTheme="minorHAnsi" w:csTheme="minorBidi"/>
+          <w:kern w:val="2"/>
+          <w:sz w:val="24"/>
+          <w:szCs w:val="24"/>
         </w:rPr>
         <w:t>filesystem</w:t>
       </w:r>
       <w:r>
+        <w:rPr>
+          <w:rFonts w:ascii="Aptos" w:hAnsi="Aptos" w:eastAsia="Aptos" w:cs="Aptos" w:asciiTheme="minorHAnsi" w:hAnsiTheme="minorHAnsi" w:eastAsiaTheme="minorHAnsi" w:csTheme="minorBidi"/>
+          <w:kern w:val="2"/>
+          <w:sz w:val="24"/>
+          <w:szCs w:val="24"/>
+        </w:rPr>
         <w:t xml:space="preserve"> </w:t>
       </w:r>
       <w:r>
+        <w:rPr>
+          <w:rFonts w:ascii="Aptos" w:hAnsi="Aptos" w:eastAsia="Aptos" w:cs="Aptos" w:asciiTheme="minorHAnsi" w:hAnsiTheme="minorHAnsi" w:eastAsiaTheme="minorHAnsi" w:csTheme="minorBidi"/>
+          <w:kern w:val="2"/>
+          <w:sz w:val="24"/>
+          <w:szCs w:val="24"/>
+        </w:rPr>
         <w:t xml:space="preserve">или </w:t>
       </w:r>
-      <w:proofErr w:type="spellStart"/>
-      <w:r>
-        <w:rPr>
-          <w:lang w:val="en-US"/>
+      <w:r>
+        <w:rPr>
+          <w:rFonts w:ascii="Aptos" w:hAnsi="Aptos" w:eastAsia="Aptos" w:cs="Aptos" w:asciiTheme="minorHAnsi" w:hAnsiTheme="minorHAnsi" w:eastAsiaTheme="minorHAnsi" w:csTheme="minorBidi"/>
+          <w:kern w:val="2"/>
+          <w:sz w:val="24"/>
+          <w:szCs w:val="24"/>
         </w:rPr>
         <w:t>ofstream</w:t>
       </w:r>
-      <w:proofErr w:type="spellEnd"/>
-      <w:r>
+      <w:r>
+        <w:rPr>
+          <w:rFonts w:ascii="Aptos" w:hAnsi="Aptos" w:eastAsia="Aptos" w:cs="Aptos" w:asciiTheme="minorHAnsi" w:hAnsiTheme="minorHAnsi" w:eastAsiaTheme="minorHAnsi" w:csTheme="minorBidi"/>
+          <w:kern w:val="2"/>
+          <w:sz w:val="24"/>
+          <w:szCs w:val="24"/>
+        </w:rPr>
         <w:t xml:space="preserve"> </w:t>
       </w:r>
       <w:r>
+        <w:rPr>
+          <w:rFonts w:ascii="Aptos" w:hAnsi="Aptos" w:eastAsia="Aptos" w:cs="Aptos" w:asciiTheme="minorHAnsi" w:hAnsiTheme="minorHAnsi" w:eastAsiaTheme="minorHAnsi" w:csTheme="minorBidi"/>
+          <w:kern w:val="2"/>
+          <w:sz w:val="24"/>
+          <w:szCs w:val="24"/>
+        </w:rPr>
         <w:t>что расширяет возможности для кроссплатформенности</w:t>
       </w:r>
     </w:p>
@@ -482,26 +651,19 @@
         <w:pBdr>
           <w:bottom w:val="single" w:sz="6" w:space="1" w:color="auto"/>
         </w:pBdr>
-      </w:pPr>
-      <w:r>
-        <w:t xml:space="preserve">Для расширения целевой аудитории пользователю будет видна лишь самая необходимая информация без элементов информации для </w:t>
-      </w:r>
-      <w:r>
-        <w:rPr>
-          <w:lang w:val="en-US"/>
-        </w:rPr>
-        <w:t>debugging</w:t>
-      </w:r>
-      <w:r>
-        <w:t xml:space="preserve">-а и </w:t>
-      </w:r>
-      <w:proofErr w:type="spellStart"/>
-      <w:r>
-        <w:t>тд</w:t>
-      </w:r>
-      <w:proofErr w:type="spellEnd"/>
-      <w:r>
-        <w:br/>
+        <w:ind w:left="1080" w:hanging="360"/>
+      </w:pPr>
+      <w:r>
+        <w:rPr>
+          <w:rFonts w:ascii="Aptos" w:hAnsi="Aptos" w:eastAsia="Aptos" w:cs="Aptos" w:asciiTheme="minorHAnsi" w:hAnsiTheme="minorHAnsi" w:eastAsiaTheme="minorHAnsi" w:csTheme="minorBidi"/>
+          <w:kern w:val="2"/>
+          <w:sz w:val="24"/>
+          <w:szCs w:val="24"/>
+        </w:rPr>
+        <w:t>Для расширения целевой аудитории пользователю будет видна лишь самая необходимая информация без элементов информации для debugging-а и тд</w:t>
+      </w:r>
+      <w:r>
+        <w:br w:type="textWrapping"/>
       </w:r>
     </w:p>
     <w:p>
@@ -514,43 +676,34 @@
           <w:bCs/>
           <w:sz w:val="32"/>
           <w:szCs w:val="32"/>
-          <w:lang w:val="ru-RU"/>
-        </w:rPr>
-      </w:pPr>
-      <w:r>
+        </w:rPr>
+      </w:pPr>
+      <w:r>
+        <w:tab/>
+      </w:r>
+    </w:p>
+    <w:p>
+      <w:pPr>
+        <w:jc w:val="center"/>
         <w:rPr>
           <w:b/>
           <w:bCs/>
           <w:sz w:val="32"/>
           <w:szCs w:val="32"/>
-          <w:lang w:val="ru-RU"/>
-        </w:rPr>
-        <w:tab/>
-      </w:r>
-    </w:p>
-    <w:p>
-      <w:pPr>
-        <w:jc w:val="center"/>
-        <w:rPr>
+        </w:rPr>
+      </w:pPr>
+      <w:bookmarkStart w:id="3" w:name="расставьте-приоритеты"/>
+      <w:r>
+        <w:rPr>
+          <w:rFonts w:ascii="Aptos" w:hAnsi="Aptos" w:cs="Aptos" w:asciiTheme="minorHAnsi" w:hAnsiTheme="minorHAnsi" w:eastAsiaTheme="minorEastAsia" w:csTheme="minorBidi"/>
           <w:b/>
           <w:bCs/>
           <w:sz w:val="32"/>
           <w:szCs w:val="32"/>
-          <w:lang w:val="ru-RU"/>
-        </w:rPr>
-      </w:pPr>
-      <w:r>
-        <w:rPr>
-          <w:b/>
-          <w:bCs/>
-          <w:sz w:val="32"/>
-          <w:szCs w:val="32"/>
-          <w:lang w:val="ru-RU"/>
         </w:rPr>
         <w:t>декомпозицию MVP</w:t>
       </w:r>
-      <w:bookmarkStart w:id="3" w:name="расставьте-приоритеты"/>
-      <w:bookmarkEnd w:id="2"/>
+      <w:bookmarkEnd w:id="3"/>
     </w:p>
     <w:p>
       <w:pPr>
@@ -559,28 +712,37 @@
           <w:ilvl w:val="0"/>
           <w:numId w:val="11"/>
         </w:numPr>
-        <w:rPr>
-          <w:lang w:val="ru-RU"/>
-        </w:rPr>
-      </w:pPr>
-      <w:r>
-        <w:rPr>
-          <w:lang w:val="ru-RU"/>
+        <w:ind w:left="644" w:hanging="360"/>
+      </w:pPr>
+      <w:r>
+        <w:rPr>
+          <w:rFonts w:ascii="Aptos" w:hAnsi="Aptos" w:cs="Aptos" w:asciiTheme="minorHAnsi" w:hAnsiTheme="minorHAnsi" w:eastAsiaTheme="minorEastAsia" w:csTheme="minorBidi"/>
+          <w:sz w:val="24"/>
+          <w:szCs w:val="24"/>
         </w:rPr>
         <w:t xml:space="preserve">Написать класс для работы с </w:t>
       </w:r>
       <w:r>
+        <w:rPr>
+          <w:rFonts w:ascii="Aptos" w:hAnsi="Aptos" w:cs="Aptos" w:asciiTheme="minorHAnsi" w:hAnsiTheme="minorHAnsi" w:eastAsiaTheme="minorEastAsia" w:csTheme="minorBidi"/>
+          <w:sz w:val="24"/>
+          <w:szCs w:val="24"/>
+        </w:rPr>
         <w:t>JSON</w:t>
       </w:r>
       <w:r>
         <w:rPr>
-          <w:lang w:val="ru-RU"/>
+          <w:rFonts w:ascii="Aptos" w:hAnsi="Aptos" w:cs="Aptos" w:asciiTheme="minorHAnsi" w:hAnsiTheme="minorHAnsi" w:eastAsiaTheme="minorEastAsia" w:csTheme="minorBidi"/>
+          <w:sz w:val="24"/>
+          <w:szCs w:val="24"/>
         </w:rPr>
         <w:t xml:space="preserve"> </w:t>
       </w:r>
       <w:r>
         <w:rPr>
-          <w:lang w:val="ru-RU"/>
+          <w:rFonts w:ascii="Aptos" w:hAnsi="Aptos" w:cs="Aptos" w:asciiTheme="minorHAnsi" w:hAnsiTheme="minorHAnsi" w:eastAsiaTheme="minorEastAsia" w:csTheme="minorBidi"/>
+          <w:sz w:val="24"/>
+          <w:szCs w:val="24"/>
         </w:rPr>
         <w:t>файлами</w:t>
       </w:r>
@@ -592,88 +754,117 @@
           <w:ilvl w:val="1"/>
           <w:numId w:val="11"/>
         </w:numPr>
-        <w:rPr>
-          <w:lang w:val="ru-RU"/>
-        </w:rPr>
-      </w:pPr>
-      <w:r>
-        <w:rPr>
-          <w:lang w:val="ru-RU"/>
+        <w:ind w:left="1364" w:hanging="360"/>
+      </w:pPr>
+      <w:r>
+        <w:rPr>
+          <w:rFonts w:ascii="Aptos" w:hAnsi="Aptos" w:cs="Aptos" w:asciiTheme="minorHAnsi" w:hAnsiTheme="minorHAnsi" w:eastAsiaTheme="minorEastAsia" w:csTheme="minorBidi"/>
+          <w:sz w:val="24"/>
+          <w:szCs w:val="24"/>
         </w:rPr>
         <w:t>Функция</w:t>
       </w:r>
       <w:r>
         <w:rPr>
-          <w:lang w:val="ru-RU"/>
+          <w:rFonts w:ascii="Aptos" w:hAnsi="Aptos" w:cs="Aptos" w:asciiTheme="minorHAnsi" w:hAnsiTheme="minorHAnsi" w:eastAsiaTheme="minorEastAsia" w:csTheme="minorBidi"/>
+          <w:sz w:val="24"/>
+          <w:szCs w:val="24"/>
         </w:rPr>
         <w:t xml:space="preserve"> </w:t>
       </w:r>
       <w:r>
         <w:rPr>
-          <w:lang w:val="ru-RU"/>
+          <w:rFonts w:ascii="Aptos" w:hAnsi="Aptos" w:cs="Aptos" w:asciiTheme="minorHAnsi" w:hAnsiTheme="minorHAnsi" w:eastAsiaTheme="minorEastAsia" w:csTheme="minorBidi"/>
+          <w:sz w:val="24"/>
+          <w:szCs w:val="24"/>
         </w:rPr>
         <w:t>для</w:t>
       </w:r>
       <w:r>
         <w:rPr>
-          <w:lang w:val="ru-RU"/>
+          <w:rFonts w:ascii="Aptos" w:hAnsi="Aptos" w:cs="Aptos" w:asciiTheme="minorHAnsi" w:hAnsiTheme="minorHAnsi" w:eastAsiaTheme="minorEastAsia" w:csTheme="minorBidi"/>
+          <w:sz w:val="24"/>
+          <w:szCs w:val="24"/>
         </w:rPr>
         <w:t xml:space="preserve"> </w:t>
       </w:r>
       <w:r>
         <w:rPr>
-          <w:lang w:val="ru-RU"/>
+          <w:rFonts w:ascii="Aptos" w:hAnsi="Aptos" w:cs="Aptos" w:asciiTheme="minorHAnsi" w:hAnsiTheme="minorHAnsi" w:eastAsiaTheme="minorEastAsia" w:csTheme="minorBidi"/>
+          <w:sz w:val="24"/>
+          <w:szCs w:val="24"/>
         </w:rPr>
         <w:t>получения</w:t>
       </w:r>
       <w:r>
         <w:rPr>
-          <w:lang w:val="ru-RU"/>
+          <w:rFonts w:ascii="Aptos" w:hAnsi="Aptos" w:cs="Aptos" w:asciiTheme="minorHAnsi" w:hAnsiTheme="minorHAnsi" w:eastAsiaTheme="minorEastAsia" w:csTheme="minorBidi"/>
+          <w:sz w:val="24"/>
+          <w:szCs w:val="24"/>
         </w:rPr>
         <w:t xml:space="preserve"> </w:t>
       </w:r>
       <w:r>
         <w:rPr>
-          <w:lang w:val="ru-RU"/>
+          <w:rFonts w:ascii="Aptos" w:hAnsi="Aptos" w:cs="Aptos" w:asciiTheme="minorHAnsi" w:hAnsiTheme="minorHAnsi" w:eastAsiaTheme="minorEastAsia" w:csTheme="minorBidi"/>
+          <w:sz w:val="24"/>
+          <w:szCs w:val="24"/>
         </w:rPr>
         <w:t>путей</w:t>
       </w:r>
       <w:r>
         <w:rPr>
-          <w:lang w:val="ru-RU"/>
+          <w:rFonts w:ascii="Aptos" w:hAnsi="Aptos" w:cs="Aptos" w:asciiTheme="minorHAnsi" w:hAnsiTheme="minorHAnsi" w:eastAsiaTheme="minorEastAsia" w:csTheme="minorBidi"/>
+          <w:sz w:val="24"/>
+          <w:szCs w:val="24"/>
         </w:rPr>
         <w:t xml:space="preserve"> </w:t>
       </w:r>
       <w:r>
         <w:rPr>
-          <w:lang w:val="ru-RU"/>
+          <w:rFonts w:ascii="Aptos" w:hAnsi="Aptos" w:cs="Aptos" w:asciiTheme="minorHAnsi" w:hAnsiTheme="minorHAnsi" w:eastAsiaTheme="minorEastAsia" w:csTheme="minorBidi"/>
+          <w:sz w:val="24"/>
+          <w:szCs w:val="24"/>
         </w:rPr>
         <w:t>из</w:t>
       </w:r>
       <w:r>
         <w:rPr>
-          <w:lang w:val="ru-RU"/>
+          <w:rFonts w:ascii="Aptos" w:hAnsi="Aptos" w:cs="Aptos" w:asciiTheme="minorHAnsi" w:hAnsiTheme="minorHAnsi" w:eastAsiaTheme="minorEastAsia" w:csTheme="minorBidi"/>
+          <w:sz w:val="24"/>
+          <w:szCs w:val="24"/>
         </w:rPr>
         <w:t xml:space="preserve"> </w:t>
       </w:r>
       <w:r>
+        <w:rPr>
+          <w:rFonts w:ascii="Aptos" w:hAnsi="Aptos" w:cs="Aptos" w:asciiTheme="minorHAnsi" w:hAnsiTheme="minorHAnsi" w:eastAsiaTheme="minorEastAsia" w:csTheme="minorBidi"/>
+          <w:sz w:val="24"/>
+          <w:szCs w:val="24"/>
+        </w:rPr>
         <w:t>preset</w:t>
       </w:r>
       <w:r>
         <w:rPr>
-          <w:lang w:val="ru-RU"/>
+          <w:rFonts w:ascii="Aptos" w:hAnsi="Aptos" w:cs="Aptos" w:asciiTheme="minorHAnsi" w:hAnsiTheme="minorHAnsi" w:eastAsiaTheme="minorEastAsia" w:csTheme="minorBidi"/>
+          <w:sz w:val="24"/>
+          <w:szCs w:val="24"/>
         </w:rPr>
         <w:t xml:space="preserve"> </w:t>
       </w:r>
       <w:r>
         <w:rPr>
-          <w:lang w:val="ru-RU"/>
+          <w:rFonts w:ascii="Aptos" w:hAnsi="Aptos" w:cs="Aptos" w:asciiTheme="minorHAnsi" w:hAnsiTheme="minorHAnsi" w:eastAsiaTheme="minorEastAsia" w:csTheme="minorBidi"/>
+          <w:sz w:val="24"/>
+          <w:szCs w:val="24"/>
         </w:rPr>
         <w:t>файла</w:t>
       </w:r>
       <w:r>
         <w:rPr>
-          <w:lang w:val="ru-RU"/>
+          <w:rFonts w:ascii="Aptos" w:hAnsi="Aptos" w:cs="Aptos" w:asciiTheme="minorHAnsi" w:hAnsiTheme="minorHAnsi" w:eastAsiaTheme="minorEastAsia" w:csTheme="minorBidi"/>
+          <w:sz w:val="24"/>
+          <w:szCs w:val="24"/>
         </w:rPr>
         <w:t>:</w:t>
       </w:r>
@@ -685,115 +876,149 @@
           <w:ilvl w:val="1"/>
           <w:numId w:val="11"/>
         </w:numPr>
-        <w:rPr>
-          <w:lang w:val="ru-RU"/>
-        </w:rPr>
-      </w:pPr>
-      <w:r>
-        <w:rPr>
-          <w:lang w:val="ru-RU"/>
+        <w:ind w:left="1364" w:hanging="360"/>
+      </w:pPr>
+      <w:r>
+        <w:rPr>
+          <w:rFonts w:ascii="Aptos" w:hAnsi="Aptos" w:cs="Aptos" w:asciiTheme="minorHAnsi" w:hAnsiTheme="minorHAnsi" w:eastAsiaTheme="minorEastAsia" w:csTheme="minorBidi"/>
+          <w:sz w:val="24"/>
+          <w:szCs w:val="24"/>
         </w:rPr>
         <w:t>Функция</w:t>
       </w:r>
       <w:r>
         <w:rPr>
-          <w:lang w:val="ru-RU"/>
+          <w:rFonts w:ascii="Aptos" w:hAnsi="Aptos" w:cs="Aptos" w:asciiTheme="minorHAnsi" w:hAnsiTheme="minorHAnsi" w:eastAsiaTheme="minorEastAsia" w:csTheme="minorBidi"/>
+          <w:sz w:val="24"/>
+          <w:szCs w:val="24"/>
         </w:rPr>
         <w:t xml:space="preserve"> </w:t>
       </w:r>
       <w:r>
         <w:rPr>
-          <w:lang w:val="ru-RU"/>
+          <w:rFonts w:ascii="Aptos" w:hAnsi="Aptos" w:cs="Aptos" w:asciiTheme="minorHAnsi" w:hAnsiTheme="minorHAnsi" w:eastAsiaTheme="minorEastAsia" w:csTheme="minorBidi"/>
+          <w:sz w:val="24"/>
+          <w:szCs w:val="24"/>
         </w:rPr>
         <w:t>для</w:t>
       </w:r>
       <w:r>
         <w:rPr>
-          <w:lang w:val="ru-RU"/>
+          <w:rFonts w:ascii="Aptos" w:hAnsi="Aptos" w:cs="Aptos" w:asciiTheme="minorHAnsi" w:hAnsiTheme="minorHAnsi" w:eastAsiaTheme="minorEastAsia" w:csTheme="minorBidi"/>
+          <w:sz w:val="24"/>
+          <w:szCs w:val="24"/>
         </w:rPr>
         <w:t xml:space="preserve"> </w:t>
       </w:r>
       <w:r>
         <w:rPr>
-          <w:lang w:val="ru-RU"/>
+          <w:rFonts w:ascii="Aptos" w:hAnsi="Aptos" w:cs="Aptos" w:asciiTheme="minorHAnsi" w:hAnsiTheme="minorHAnsi" w:eastAsiaTheme="minorEastAsia" w:csTheme="minorBidi"/>
+          <w:sz w:val="24"/>
+          <w:szCs w:val="24"/>
         </w:rPr>
         <w:t>получения</w:t>
       </w:r>
       <w:r>
         <w:rPr>
-          <w:lang w:val="ru-RU"/>
+          <w:rFonts w:ascii="Aptos" w:hAnsi="Aptos" w:cs="Aptos" w:asciiTheme="minorHAnsi" w:hAnsiTheme="minorHAnsi" w:eastAsiaTheme="minorEastAsia" w:csTheme="minorBidi"/>
+          <w:sz w:val="24"/>
+          <w:szCs w:val="24"/>
         </w:rPr>
         <w:t xml:space="preserve"> </w:t>
       </w:r>
       <w:r>
         <w:rPr>
-          <w:lang w:val="ru-RU"/>
+          <w:rFonts w:ascii="Aptos" w:hAnsi="Aptos" w:cs="Aptos" w:asciiTheme="minorHAnsi" w:hAnsiTheme="minorHAnsi" w:eastAsiaTheme="minorEastAsia" w:csTheme="minorBidi"/>
+          <w:sz w:val="24"/>
+          <w:szCs w:val="24"/>
         </w:rPr>
         <w:t>путей</w:t>
       </w:r>
       <w:r>
         <w:rPr>
-          <w:lang w:val="ru-RU"/>
+          <w:rFonts w:ascii="Aptos" w:hAnsi="Aptos" w:cs="Aptos" w:asciiTheme="minorHAnsi" w:hAnsiTheme="minorHAnsi" w:eastAsiaTheme="minorEastAsia" w:csTheme="minorBidi"/>
+          <w:sz w:val="24"/>
+          <w:szCs w:val="24"/>
         </w:rPr>
         <w:t xml:space="preserve"> </w:t>
       </w:r>
       <w:r>
         <w:rPr>
-          <w:lang w:val="ru-RU"/>
+          <w:rFonts w:ascii="Aptos" w:hAnsi="Aptos" w:cs="Aptos" w:asciiTheme="minorHAnsi" w:hAnsiTheme="minorHAnsi" w:eastAsiaTheme="minorEastAsia" w:csTheme="minorBidi"/>
+          <w:sz w:val="24"/>
+          <w:szCs w:val="24"/>
         </w:rPr>
         <w:t>из</w:t>
       </w:r>
       <w:r>
         <w:rPr>
-          <w:lang w:val="ru-RU"/>
+          <w:rFonts w:ascii="Aptos" w:hAnsi="Aptos" w:cs="Aptos" w:asciiTheme="minorHAnsi" w:hAnsiTheme="minorHAnsi" w:eastAsiaTheme="minorEastAsia" w:csTheme="minorBidi"/>
+          <w:sz w:val="24"/>
+          <w:szCs w:val="24"/>
         </w:rPr>
         <w:t xml:space="preserve"> </w:t>
       </w:r>
       <w:r>
         <w:rPr>
-          <w:lang w:val="ru-RU"/>
+          <w:rFonts w:ascii="Aptos" w:hAnsi="Aptos" w:cs="Aptos" w:asciiTheme="minorHAnsi" w:hAnsiTheme="minorHAnsi" w:eastAsiaTheme="minorEastAsia" w:csTheme="minorBidi"/>
+          <w:sz w:val="24"/>
+          <w:szCs w:val="24"/>
         </w:rPr>
         <w:t>пользовательского</w:t>
       </w:r>
       <w:r>
         <w:rPr>
-          <w:lang w:val="ru-RU"/>
+          <w:rFonts w:ascii="Aptos" w:hAnsi="Aptos" w:cs="Aptos" w:asciiTheme="minorHAnsi" w:hAnsiTheme="minorHAnsi" w:eastAsiaTheme="minorEastAsia" w:csTheme="minorBidi"/>
+          <w:sz w:val="24"/>
+          <w:szCs w:val="24"/>
         </w:rPr>
         <w:t xml:space="preserve"> </w:t>
       </w:r>
-      <w:proofErr w:type="gramStart"/>
-      <w:r>
-        <w:rPr>
-          <w:lang w:val="ru-RU"/>
+      <w:r>
+        <w:rPr>
+          <w:rFonts w:ascii="Aptos" w:hAnsi="Aptos" w:cs="Aptos" w:asciiTheme="minorHAnsi" w:hAnsiTheme="minorHAnsi" w:eastAsiaTheme="minorEastAsia" w:csTheme="minorBidi"/>
+          <w:sz w:val="24"/>
+          <w:szCs w:val="24"/>
         </w:rPr>
         <w:t>файла</w:t>
       </w:r>
       <w:r>
         <w:rPr>
-          <w:lang w:val="ru-RU"/>
+          <w:rFonts w:ascii="Aptos" w:hAnsi="Aptos" w:cs="Aptos" w:asciiTheme="minorHAnsi" w:hAnsiTheme="minorHAnsi" w:eastAsiaTheme="minorEastAsia" w:csTheme="minorBidi"/>
+          <w:sz w:val="24"/>
+          <w:szCs w:val="24"/>
         </w:rPr>
         <w:t>(</w:t>
       </w:r>
-      <w:proofErr w:type="spellStart"/>
-      <w:proofErr w:type="gramEnd"/>
-      <w:r>
+      <w:r>
+        <w:rPr>
+          <w:rFonts w:ascii="Aptos" w:hAnsi="Aptos" w:cs="Aptos" w:asciiTheme="minorHAnsi" w:hAnsiTheme="minorHAnsi" w:eastAsiaTheme="minorEastAsia" w:csTheme="minorBidi"/>
+          <w:sz w:val="24"/>
+          <w:szCs w:val="24"/>
+        </w:rPr>
         <w:t>UserPaths</w:t>
       </w:r>
-      <w:proofErr w:type="spellEnd"/>
-      <w:r>
-        <w:rPr>
-          <w:lang w:val="ru-RU"/>
+      <w:r>
+        <w:rPr>
+          <w:rFonts w:ascii="Aptos" w:hAnsi="Aptos" w:cs="Aptos" w:asciiTheme="minorHAnsi" w:hAnsiTheme="minorHAnsi" w:eastAsiaTheme="minorEastAsia" w:csTheme="minorBidi"/>
+          <w:sz w:val="24"/>
+          <w:szCs w:val="24"/>
         </w:rPr>
         <w:t>.</w:t>
       </w:r>
-      <w:proofErr w:type="spellStart"/>
-      <w:r>
+      <w:r>
+        <w:rPr>
+          <w:rFonts w:ascii="Aptos" w:hAnsi="Aptos" w:cs="Aptos" w:asciiTheme="minorHAnsi" w:hAnsiTheme="minorHAnsi" w:eastAsiaTheme="minorEastAsia" w:csTheme="minorBidi"/>
+          <w:sz w:val="24"/>
+          <w:szCs w:val="24"/>
+        </w:rPr>
         <w:t>json</w:t>
       </w:r>
-      <w:proofErr w:type="spellEnd"/>
-      <w:r>
-        <w:rPr>
-          <w:lang w:val="ru-RU"/>
+      <w:r>
+        <w:rPr>
+          <w:rFonts w:ascii="Aptos" w:hAnsi="Aptos" w:cs="Aptos" w:asciiTheme="minorHAnsi" w:hAnsiTheme="minorHAnsi" w:eastAsiaTheme="minorEastAsia" w:csTheme="minorBidi"/>
+          <w:sz w:val="24"/>
+          <w:szCs w:val="24"/>
         </w:rPr>
         <w:t>):</w:t>
       </w:r>
@@ -805,92 +1030,118 @@
           <w:ilvl w:val="1"/>
           <w:numId w:val="11"/>
         </w:numPr>
-        <w:rPr>
-          <w:lang w:val="ru-RU"/>
-        </w:rPr>
-      </w:pPr>
-      <w:r>
-        <w:rPr>
-          <w:lang w:val="ru-RU"/>
-        </w:rPr>
+        <w:ind w:left="1364" w:hanging="360"/>
+      </w:pPr>
+      <w:r>
         <w:lastRenderedPageBreak/>
+        <w:rPr>
+          <w:rFonts w:ascii="Aptos" w:hAnsi="Aptos" w:cs="Aptos" w:asciiTheme="minorHAnsi" w:hAnsiTheme="minorHAnsi" w:eastAsiaTheme="minorEastAsia" w:csTheme="minorBidi"/>
+          <w:sz w:val="24"/>
+          <w:szCs w:val="24"/>
+        </w:rPr>
         <w:t>Функция</w:t>
       </w:r>
       <w:r>
         <w:rPr>
-          <w:lang w:val="ru-RU"/>
+          <w:rFonts w:ascii="Aptos" w:hAnsi="Aptos" w:cs="Aptos" w:asciiTheme="minorHAnsi" w:hAnsiTheme="minorHAnsi" w:eastAsiaTheme="minorEastAsia" w:csTheme="minorBidi"/>
+          <w:sz w:val="24"/>
+          <w:szCs w:val="24"/>
         </w:rPr>
         <w:t xml:space="preserve"> </w:t>
       </w:r>
       <w:r>
         <w:rPr>
-          <w:lang w:val="ru-RU"/>
+          <w:rFonts w:ascii="Aptos" w:hAnsi="Aptos" w:cs="Aptos" w:asciiTheme="minorHAnsi" w:hAnsiTheme="minorHAnsi" w:eastAsiaTheme="minorEastAsia" w:csTheme="minorBidi"/>
+          <w:sz w:val="24"/>
+          <w:szCs w:val="24"/>
         </w:rPr>
         <w:t>для</w:t>
       </w:r>
       <w:r>
         <w:rPr>
-          <w:lang w:val="ru-RU"/>
+          <w:rFonts w:ascii="Aptos" w:hAnsi="Aptos" w:cs="Aptos" w:asciiTheme="minorHAnsi" w:hAnsiTheme="minorHAnsi" w:eastAsiaTheme="minorEastAsia" w:csTheme="minorBidi"/>
+          <w:sz w:val="24"/>
+          <w:szCs w:val="24"/>
         </w:rPr>
         <w:t xml:space="preserve"> </w:t>
       </w:r>
       <w:r>
         <w:rPr>
-          <w:lang w:val="ru-RU"/>
+          <w:rFonts w:ascii="Aptos" w:hAnsi="Aptos" w:cs="Aptos" w:asciiTheme="minorHAnsi" w:hAnsiTheme="minorHAnsi" w:eastAsiaTheme="minorEastAsia" w:csTheme="minorBidi"/>
+          <w:sz w:val="24"/>
+          <w:szCs w:val="24"/>
         </w:rPr>
         <w:t>сохранения</w:t>
       </w:r>
       <w:r>
         <w:rPr>
-          <w:lang w:val="ru-RU"/>
+          <w:rFonts w:ascii="Aptos" w:hAnsi="Aptos" w:cs="Aptos" w:asciiTheme="minorHAnsi" w:hAnsiTheme="minorHAnsi" w:eastAsiaTheme="minorEastAsia" w:csTheme="minorBidi"/>
+          <w:sz w:val="24"/>
+          <w:szCs w:val="24"/>
         </w:rPr>
         <w:t xml:space="preserve"> </w:t>
       </w:r>
       <w:r>
         <w:rPr>
-          <w:lang w:val="ru-RU"/>
+          <w:rFonts w:ascii="Aptos" w:hAnsi="Aptos" w:cs="Aptos" w:asciiTheme="minorHAnsi" w:hAnsiTheme="minorHAnsi" w:eastAsiaTheme="minorEastAsia" w:csTheme="minorBidi"/>
+          <w:sz w:val="24"/>
+          <w:szCs w:val="24"/>
         </w:rPr>
         <w:t>пользовательских</w:t>
       </w:r>
       <w:r>
         <w:rPr>
-          <w:lang w:val="ru-RU"/>
+          <w:rFonts w:ascii="Aptos" w:hAnsi="Aptos" w:cs="Aptos" w:asciiTheme="minorHAnsi" w:hAnsiTheme="minorHAnsi" w:eastAsiaTheme="minorEastAsia" w:csTheme="minorBidi"/>
+          <w:sz w:val="24"/>
+          <w:szCs w:val="24"/>
         </w:rPr>
         <w:t xml:space="preserve"> </w:t>
       </w:r>
       <w:r>
         <w:rPr>
-          <w:lang w:val="ru-RU"/>
+          <w:rFonts w:ascii="Aptos" w:hAnsi="Aptos" w:cs="Aptos" w:asciiTheme="minorHAnsi" w:hAnsiTheme="minorHAnsi" w:eastAsiaTheme="minorEastAsia" w:csTheme="minorBidi"/>
+          <w:sz w:val="24"/>
+          <w:szCs w:val="24"/>
         </w:rPr>
         <w:t>путей</w:t>
       </w:r>
       <w:r>
         <w:rPr>
-          <w:lang w:val="ru-RU"/>
+          <w:rFonts w:ascii="Aptos" w:hAnsi="Aptos" w:cs="Aptos" w:asciiTheme="minorHAnsi" w:hAnsiTheme="minorHAnsi" w:eastAsiaTheme="minorEastAsia" w:csTheme="minorBidi"/>
+          <w:sz w:val="24"/>
+          <w:szCs w:val="24"/>
         </w:rPr>
         <w:t xml:space="preserve"> </w:t>
       </w:r>
       <w:r>
         <w:rPr>
-          <w:lang w:val="ru-RU"/>
+          <w:rFonts w:ascii="Aptos" w:hAnsi="Aptos" w:cs="Aptos" w:asciiTheme="minorHAnsi" w:hAnsiTheme="minorHAnsi" w:eastAsiaTheme="minorEastAsia" w:csTheme="minorBidi"/>
+          <w:sz w:val="24"/>
+          <w:szCs w:val="24"/>
         </w:rPr>
         <w:t>в</w:t>
       </w:r>
       <w:r>
         <w:rPr>
-          <w:lang w:val="ru-RU"/>
+          <w:rFonts w:ascii="Aptos" w:hAnsi="Aptos" w:cs="Aptos" w:asciiTheme="minorHAnsi" w:hAnsiTheme="minorHAnsi" w:eastAsiaTheme="minorEastAsia" w:csTheme="minorBidi"/>
+          <w:sz w:val="24"/>
+          <w:szCs w:val="24"/>
         </w:rPr>
         <w:t xml:space="preserve"> </w:t>
       </w:r>
       <w:r>
         <w:rPr>
-          <w:lang w:val="ru-RU"/>
+          <w:rFonts w:ascii="Aptos" w:hAnsi="Aptos" w:cs="Aptos" w:asciiTheme="minorHAnsi" w:hAnsiTheme="minorHAnsi" w:eastAsiaTheme="minorEastAsia" w:csTheme="minorBidi"/>
+          <w:sz w:val="24"/>
+          <w:szCs w:val="24"/>
         </w:rPr>
         <w:t>файл</w:t>
       </w:r>
       <w:r>
         <w:rPr>
-          <w:lang w:val="ru-RU"/>
+          <w:rFonts w:ascii="Aptos" w:hAnsi="Aptos" w:cs="Aptos" w:asciiTheme="minorHAnsi" w:hAnsiTheme="minorHAnsi" w:eastAsiaTheme="minorEastAsia" w:csTheme="minorBidi"/>
+          <w:sz w:val="24"/>
+          <w:szCs w:val="24"/>
         </w:rPr>
         <w:t>:</w:t>
       </w:r>
@@ -902,13 +1153,13 @@
           <w:ilvl w:val="0"/>
           <w:numId w:val="11"/>
         </w:numPr>
-        <w:rPr>
-          <w:lang w:val="ru-RU"/>
-        </w:rPr>
-      </w:pPr>
-      <w:r>
-        <w:rPr>
-          <w:lang w:val="ru-RU"/>
+        <w:ind w:left="644" w:hanging="360"/>
+      </w:pPr>
+      <w:r>
+        <w:rPr>
+          <w:rFonts w:ascii="Aptos" w:hAnsi="Aptos" w:cs="Aptos" w:asciiTheme="minorHAnsi" w:hAnsiTheme="minorHAnsi" w:eastAsiaTheme="minorEastAsia" w:csTheme="minorBidi"/>
+          <w:sz w:val="24"/>
+          <w:szCs w:val="24"/>
         </w:rPr>
         <w:t>Написать класс для работы с работы с папками (сканирование и очистка)</w:t>
       </w:r>
@@ -920,33 +1171,37 @@
           <w:ilvl w:val="1"/>
           <w:numId w:val="11"/>
         </w:numPr>
-        <w:rPr>
-          <w:lang w:val="ru-RU"/>
-        </w:rPr>
-      </w:pPr>
-      <w:r>
-        <w:rPr>
-          <w:lang w:val="ru-RU"/>
+        <w:ind w:left="1364" w:hanging="360"/>
+      </w:pPr>
+      <w:r>
+        <w:rPr>
+          <w:rFonts w:ascii="Aptos" w:hAnsi="Aptos" w:cs="Aptos" w:asciiTheme="minorHAnsi" w:hAnsiTheme="minorHAnsi" w:eastAsiaTheme="minorEastAsia" w:csTheme="minorBidi"/>
+          <w:sz w:val="24"/>
+          <w:szCs w:val="24"/>
         </w:rPr>
         <w:t xml:space="preserve">Приватная функция для удаления </w:t>
       </w:r>
-      <w:proofErr w:type="gramStart"/>
-      <w:r>
-        <w:rPr>
-          <w:lang w:val="ru-RU"/>
+      <w:r>
+        <w:rPr>
+          <w:rFonts w:ascii="Aptos" w:hAnsi="Aptos" w:cs="Aptos" w:asciiTheme="minorHAnsi" w:hAnsiTheme="minorHAnsi" w:eastAsiaTheme="minorEastAsia" w:csTheme="minorBidi"/>
+          <w:sz w:val="24"/>
+          <w:szCs w:val="24"/>
         </w:rPr>
         <w:t>файла</w:t>
       </w:r>
       <w:r>
         <w:rPr>
-          <w:lang w:val="ru-RU"/>
+          <w:rFonts w:ascii="Aptos" w:hAnsi="Aptos" w:cs="Aptos" w:asciiTheme="minorHAnsi" w:hAnsiTheme="minorHAnsi" w:eastAsiaTheme="minorEastAsia" w:csTheme="minorBidi"/>
+          <w:sz w:val="24"/>
+          <w:szCs w:val="24"/>
         </w:rPr>
         <w:t>(</w:t>
       </w:r>
-      <w:proofErr w:type="gramEnd"/>
-      <w:r>
-        <w:rPr>
-          <w:lang w:val="ru-RU"/>
+      <w:r>
+        <w:rPr>
+          <w:rFonts w:ascii="Aptos" w:hAnsi="Aptos" w:cs="Aptos" w:asciiTheme="minorHAnsi" w:hAnsiTheme="minorHAnsi" w:eastAsiaTheme="minorEastAsia" w:csTheme="minorBidi"/>
+          <w:sz w:val="24"/>
+          <w:szCs w:val="24"/>
         </w:rPr>
         <w:t>доступна в рамках класса)</w:t>
       </w:r>
@@ -958,15 +1213,10 @@
           <w:ilvl w:val="1"/>
           <w:numId w:val="11"/>
         </w:numPr>
-        <w:rPr>
-          <w:lang w:val="ru-RU"/>
-        </w:rPr>
-      </w:pPr>
-      <w:r>
-        <w:rPr>
-          <w:lang w:val="ru-RU"/>
-        </w:rPr>
-        <w:t>Функция для получения веса папки</w:t>
+        <w:ind w:left="1364" w:hanging="360"/>
+      </w:pPr>
+      <w:r>
+        <w:t>Приватная функция для получение размера файла(доступна в рамках класса)</w:t>
       </w:r>
     </w:p>
     <w:p>
@@ -976,15 +1226,15 @@
           <w:ilvl w:val="1"/>
           <w:numId w:val="11"/>
         </w:numPr>
-        <w:rPr>
-          <w:lang w:val="ru-RU"/>
-        </w:rPr>
-      </w:pPr>
-      <w:r>
-        <w:rPr>
-          <w:lang w:val="ru-RU"/>
-        </w:rPr>
-        <w:t>Функция для получения содержимого папки</w:t>
+        <w:ind w:left="1364" w:hanging="360"/>
+      </w:pPr>
+      <w:r>
+        <w:rPr>
+          <w:rFonts w:ascii="Aptos" w:hAnsi="Aptos" w:cs="Aptos" w:asciiTheme="minorHAnsi" w:hAnsiTheme="minorHAnsi" w:eastAsiaTheme="minorEastAsia" w:csTheme="minorBidi"/>
+          <w:sz w:val="24"/>
+          <w:szCs w:val="24"/>
+        </w:rPr>
+        <w:t>Функция для получения веса папки</w:t>
       </w:r>
     </w:p>
     <w:p>
@@ -994,13 +1244,31 @@
           <w:ilvl w:val="1"/>
           <w:numId w:val="11"/>
         </w:numPr>
-        <w:rPr>
-          <w:lang w:val="ru-RU"/>
-        </w:rPr>
-      </w:pPr>
-      <w:r>
-        <w:rPr>
-          <w:lang w:val="ru-RU"/>
+        <w:ind w:left="1364" w:hanging="360"/>
+      </w:pPr>
+      <w:r>
+        <w:rPr>
+          <w:rFonts w:ascii="Aptos" w:hAnsi="Aptos" w:cs="Aptos" w:asciiTheme="minorHAnsi" w:hAnsiTheme="minorHAnsi" w:eastAsiaTheme="minorEastAsia" w:csTheme="minorBidi"/>
+          <w:sz w:val="24"/>
+          <w:szCs w:val="24"/>
+        </w:rPr>
+        <w:t>Функция для получения содержимого папки</w:t>
+      </w:r>
+    </w:p>
+    <w:p>
+      <w:pPr>
+        <w:pStyle w:val="a0"/>
+        <w:numPr>
+          <w:ilvl w:val="1"/>
+          <w:numId w:val="11"/>
+        </w:numPr>
+        <w:ind w:left="1364" w:hanging="360"/>
+      </w:pPr>
+      <w:r>
+        <w:rPr>
+          <w:rFonts w:ascii="Aptos" w:hAnsi="Aptos" w:cs="Aptos" w:asciiTheme="minorHAnsi" w:hAnsiTheme="minorHAnsi" w:eastAsiaTheme="minorEastAsia" w:csTheme="minorBidi"/>
+          <w:sz w:val="24"/>
+          <w:szCs w:val="24"/>
         </w:rPr>
         <w:t>Функция для рекурсивного удаления файлов в папке</w:t>
       </w:r>
@@ -1012,13 +1280,13 @@
           <w:ilvl w:val="0"/>
           <w:numId w:val="11"/>
         </w:numPr>
-        <w:rPr>
-          <w:lang w:val="ru-RU"/>
-        </w:rPr>
-      </w:pPr>
-      <w:r>
-        <w:rPr>
-          <w:lang w:val="ru-RU"/>
+        <w:ind w:left="644" w:hanging="360"/>
+      </w:pPr>
+      <w:r>
+        <w:rPr>
+          <w:rFonts w:ascii="Aptos" w:hAnsi="Aptos" w:cs="Aptos" w:asciiTheme="minorHAnsi" w:hAnsiTheme="minorHAnsi" w:eastAsiaTheme="minorEastAsia" w:csTheme="minorBidi"/>
+          <w:sz w:val="24"/>
+          <w:szCs w:val="24"/>
         </w:rPr>
         <w:t>Протестировать работу конфигурационных файлов</w:t>
       </w:r>
@@ -1030,13 +1298,13 @@
           <w:ilvl w:val="0"/>
           <w:numId w:val="11"/>
         </w:numPr>
-        <w:rPr>
-          <w:lang w:val="ru-RU"/>
-        </w:rPr>
-      </w:pPr>
-      <w:r>
-        <w:rPr>
-          <w:lang w:val="ru-RU"/>
+        <w:ind w:left="644" w:hanging="360"/>
+      </w:pPr>
+      <w:r>
+        <w:rPr>
+          <w:rFonts w:ascii="Aptos" w:hAnsi="Aptos" w:cs="Aptos" w:asciiTheme="minorHAnsi" w:hAnsiTheme="minorHAnsi" w:eastAsiaTheme="minorEastAsia" w:csTheme="minorBidi"/>
+          <w:sz w:val="24"/>
+          <w:szCs w:val="24"/>
         </w:rPr>
         <w:t>Протестировать работы системы удаления файлов</w:t>
       </w:r>
@@ -1048,13 +1316,13 @@
           <w:ilvl w:val="0"/>
           <w:numId w:val="11"/>
         </w:numPr>
-        <w:rPr>
-          <w:lang w:val="ru-RU"/>
-        </w:rPr>
-      </w:pPr>
-      <w:r>
-        <w:rPr>
-          <w:lang w:val="ru-RU"/>
+        <w:ind w:left="644" w:hanging="360"/>
+      </w:pPr>
+      <w:r>
+        <w:rPr>
+          <w:rFonts w:ascii="Aptos" w:hAnsi="Aptos" w:cs="Aptos" w:asciiTheme="minorHAnsi" w:hAnsiTheme="minorHAnsi" w:eastAsiaTheme="minorEastAsia" w:csTheme="minorBidi"/>
+          <w:sz w:val="24"/>
+          <w:szCs w:val="24"/>
         </w:rPr>
         <w:t>Перечитать весь вывод и удалить то, что не нужно конечному пользователю</w:t>
       </w:r>
@@ -1066,13 +1334,13 @@
           <w:ilvl w:val="0"/>
           <w:numId w:val="11"/>
         </w:numPr>
-        <w:rPr>
-          <w:lang w:val="ru-RU"/>
-        </w:rPr>
-      </w:pPr>
-      <w:r>
-        <w:rPr>
-          <w:lang w:val="ru-RU"/>
+        <w:ind w:left="644" w:hanging="360"/>
+      </w:pPr>
+      <w:r>
+        <w:rPr>
+          <w:rFonts w:ascii="Aptos" w:hAnsi="Aptos" w:cs="Aptos" w:asciiTheme="minorHAnsi" w:hAnsiTheme="minorHAnsi" w:eastAsiaTheme="minorEastAsia" w:csTheme="minorBidi"/>
+          <w:sz w:val="24"/>
+          <w:szCs w:val="24"/>
         </w:rPr>
         <w:t>Поработать над комментированием кода</w:t>
       </w:r>
@@ -1084,13 +1352,13 @@
           <w:ilvl w:val="0"/>
           <w:numId w:val="11"/>
         </w:numPr>
-        <w:rPr>
-          <w:lang w:val="ru-RU"/>
-        </w:rPr>
-      </w:pPr>
-      <w:r>
-        <w:rPr>
-          <w:lang w:val="ru-RU"/>
+        <w:ind w:left="644" w:hanging="360"/>
+      </w:pPr>
+      <w:r>
+        <w:rPr>
+          <w:rFonts w:ascii="Aptos" w:hAnsi="Aptos" w:cs="Aptos" w:asciiTheme="minorHAnsi" w:hAnsiTheme="minorHAnsi" w:eastAsiaTheme="minorEastAsia" w:csTheme="minorBidi"/>
+          <w:sz w:val="24"/>
+          <w:szCs w:val="24"/>
         </w:rPr>
         <w:t>Поработать над документацией кода</w:t>
       </w:r>
@@ -1102,39 +1370,53 @@
           <w:ilvl w:val="0"/>
           <w:numId w:val="11"/>
         </w:numPr>
-        <w:rPr>
-          <w:lang w:val="ru-RU"/>
-        </w:rPr>
-      </w:pPr>
-      <w:r>
-        <w:rPr>
-          <w:lang w:val="ru-RU"/>
+        <w:ind w:left="644" w:hanging="360"/>
+      </w:pPr>
+      <w:r>
+        <w:rPr>
+          <w:rFonts w:ascii="Aptos" w:hAnsi="Aptos" w:cs="Aptos" w:asciiTheme="minorHAnsi" w:hAnsiTheme="minorHAnsi" w:eastAsiaTheme="minorEastAsia" w:csTheme="minorBidi"/>
+          <w:sz w:val="24"/>
+          <w:szCs w:val="24"/>
         </w:rPr>
         <w:t>Доработать входную точку</w:t>
       </w:r>
       <w:r>
         <w:rPr>
-          <w:lang w:val="ru-RU"/>
+          <w:rFonts w:ascii="Aptos" w:hAnsi="Aptos" w:cs="Aptos" w:asciiTheme="minorHAnsi" w:hAnsiTheme="minorHAnsi" w:eastAsiaTheme="minorEastAsia" w:csTheme="minorBidi"/>
+          <w:sz w:val="24"/>
+          <w:szCs w:val="24"/>
         </w:rPr>
         <w:t>(</w:t>
       </w:r>
       <w:r>
+        <w:rPr>
+          <w:rFonts w:ascii="Aptos" w:hAnsi="Aptos" w:cs="Aptos" w:asciiTheme="minorHAnsi" w:hAnsiTheme="minorHAnsi" w:eastAsiaTheme="minorEastAsia" w:csTheme="minorBidi"/>
+          <w:sz w:val="24"/>
+          <w:szCs w:val="24"/>
+        </w:rPr>
         <w:t>main</w:t>
       </w:r>
       <w:r>
         <w:rPr>
-          <w:lang w:val="ru-RU"/>
+          <w:rFonts w:ascii="Aptos" w:hAnsi="Aptos" w:cs="Aptos" w:asciiTheme="minorHAnsi" w:hAnsiTheme="minorHAnsi" w:eastAsiaTheme="minorEastAsia" w:csTheme="minorBidi"/>
+          <w:sz w:val="24"/>
+          <w:szCs w:val="24"/>
         </w:rPr>
         <w:t>.</w:t>
       </w:r>
-      <w:proofErr w:type="spellStart"/>
-      <w:r>
+      <w:r>
+        <w:rPr>
+          <w:rFonts w:ascii="Aptos" w:hAnsi="Aptos" w:cs="Aptos" w:asciiTheme="minorHAnsi" w:hAnsiTheme="minorHAnsi" w:eastAsiaTheme="minorEastAsia" w:csTheme="minorBidi"/>
+          <w:sz w:val="24"/>
+          <w:szCs w:val="24"/>
+        </w:rPr>
         <w:t>cpp</w:t>
       </w:r>
-      <w:proofErr w:type="spellEnd"/>
-      <w:r>
-        <w:rPr>
-          <w:lang w:val="ru-RU"/>
+      <w:r>
+        <w:rPr>
+          <w:rFonts w:ascii="Aptos" w:hAnsi="Aptos" w:cs="Aptos" w:asciiTheme="minorHAnsi" w:hAnsiTheme="minorHAnsi" w:eastAsiaTheme="minorEastAsia" w:csTheme="minorBidi"/>
+          <w:sz w:val="24"/>
+          <w:szCs w:val="24"/>
         </w:rPr>
         <w:t>)</w:t>
       </w:r>
@@ -1146,13 +1428,13 @@
           <w:ilvl w:val="0"/>
           <w:numId w:val="11"/>
         </w:numPr>
-        <w:rPr>
-          <w:lang w:val="ru-RU"/>
-        </w:rPr>
-      </w:pPr>
-      <w:r>
-        <w:rPr>
-          <w:lang w:val="ru-RU"/>
+        <w:ind w:left="644" w:hanging="360"/>
+      </w:pPr>
+      <w:r>
+        <w:rPr>
+          <w:rFonts w:ascii="Aptos" w:hAnsi="Aptos" w:cs="Aptos" w:asciiTheme="minorHAnsi" w:hAnsiTheme="minorHAnsi" w:eastAsiaTheme="minorEastAsia" w:csTheme="minorBidi"/>
+          <w:sz w:val="24"/>
+          <w:szCs w:val="24"/>
         </w:rPr>
         <w:t>Полностью проверить работу программы</w:t>
       </w:r>
@@ -1164,26 +1446,38 @@
           <w:ilvl w:val="0"/>
           <w:numId w:val="11"/>
         </w:numPr>
-        <w:rPr>
-          <w:lang w:val="ru-RU"/>
-        </w:rPr>
-      </w:pPr>
-      <w:r>
-        <w:rPr>
-          <w:lang w:val="ru-RU"/>
+        <w:ind w:left="644" w:hanging="360"/>
+      </w:pPr>
+      <w:r>
+        <w:rPr>
+          <w:rFonts w:ascii="Aptos" w:hAnsi="Aptos" w:cs="Aptos" w:asciiTheme="minorHAnsi" w:hAnsiTheme="minorHAnsi" w:eastAsiaTheme="minorEastAsia" w:csTheme="minorBidi"/>
+          <w:sz w:val="24"/>
+          <w:szCs w:val="24"/>
         </w:rPr>
         <w:t xml:space="preserve">Настроить упаковку приложения и зависимостей через </w:t>
       </w:r>
       <w:r>
+        <w:rPr>
+          <w:rFonts w:ascii="Aptos" w:hAnsi="Aptos" w:cs="Aptos" w:asciiTheme="minorHAnsi" w:hAnsiTheme="minorHAnsi" w:eastAsiaTheme="minorEastAsia" w:csTheme="minorBidi"/>
+          <w:sz w:val="24"/>
+          <w:szCs w:val="24"/>
+        </w:rPr>
         <w:t>INNO</w:t>
       </w:r>
       <w:r>
         <w:rPr>
-          <w:lang w:val="ru-RU"/>
+          <w:rFonts w:ascii="Aptos" w:hAnsi="Aptos" w:cs="Aptos" w:asciiTheme="minorHAnsi" w:hAnsiTheme="minorHAnsi" w:eastAsiaTheme="minorEastAsia" w:csTheme="minorBidi"/>
+          <w:sz w:val="24"/>
+          <w:szCs w:val="24"/>
         </w:rPr>
         <w:t xml:space="preserve"> </w:t>
       </w:r>
       <w:r>
+        <w:rPr>
+          <w:rFonts w:ascii="Aptos" w:hAnsi="Aptos" w:cs="Aptos" w:asciiTheme="minorHAnsi" w:hAnsiTheme="minorHAnsi" w:eastAsiaTheme="minorEastAsia" w:csTheme="minorBidi"/>
+          <w:sz w:val="24"/>
+          <w:szCs w:val="24"/>
+        </w:rPr>
         <w:t>setup</w:t>
       </w:r>
     </w:p>
@@ -1195,26 +1489,25 @@
           <w:bCs/>
           <w:sz w:val="32"/>
           <w:szCs w:val="32"/>
-          <w:lang w:val="ru-RU"/>
-        </w:rPr>
-      </w:pPr>
-      <w:r>
-        <w:rPr>
+        </w:rPr>
+      </w:pPr>
+      <w:r>
+        <w:rPr>
+          <w:rFonts w:ascii="Aptos" w:hAnsi="Aptos" w:cs="Aptos" w:asciiTheme="minorHAnsi" w:hAnsiTheme="minorHAnsi" w:eastAsiaTheme="minorEastAsia" w:csTheme="minorBidi"/>
           <w:b/>
           <w:bCs/>
           <w:sz w:val="32"/>
           <w:szCs w:val="32"/>
-          <w:lang w:val="ru-RU"/>
         </w:rPr>
         <w:t>П</w:t>
       </w:r>
       <w:r>
         <w:rPr>
+          <w:rFonts w:ascii="Aptos" w:hAnsi="Aptos" w:cs="Aptos" w:asciiTheme="minorHAnsi" w:hAnsiTheme="minorHAnsi" w:eastAsiaTheme="minorEastAsia" w:csTheme="minorBidi"/>
           <w:b/>
           <w:bCs/>
           <w:sz w:val="32"/>
           <w:szCs w:val="32"/>
-          <w:lang w:val="ru-RU"/>
         </w:rPr>
         <w:t>риоритеты</w:t>
       </w:r>
@@ -1226,76 +1519,87 @@
           <w:ilvl w:val="0"/>
           <w:numId w:val="5"/>
         </w:numPr>
+        <w:ind w:left="720" w:hanging="360"/>
         <w:rPr>
           <w:rFonts w:ascii="Times New Roman" w:hAnsi="Times New Roman" w:cs="Times New Roman"/>
           <w:color w:val="000000" w:themeColor="text1"/>
-          <w:lang w:val="ru-RU"/>
-        </w:rPr>
-      </w:pPr>
-      <w:r>
-        <w:rPr>
-          <w:rFonts w:ascii="Times New Roman" w:hAnsi="Times New Roman" w:cs="Times New Roman"/>
-          <w:b/>
-          <w:bCs/>
-          <w:color w:val="000000" w:themeColor="text1"/>
+        </w:rPr>
+      </w:pPr>
+      <w:r>
+        <w:rPr>
+          <w:rFonts w:ascii="Times New Roman" w:hAnsi="Times New Roman" w:cs="Times New Roman" w:eastAsiaTheme="minorEastAsia"/>
+          <w:b/>
+          <w:bCs/>
+          <w:color w:val="000000" w:themeColor="text1"/>
+          <w:sz w:val="24"/>
+          <w:szCs w:val="24"/>
         </w:rPr>
         <w:t>Must</w:t>
       </w:r>
       <w:r>
         <w:rPr>
-          <w:rFonts w:ascii="Times New Roman" w:hAnsi="Times New Roman" w:cs="Times New Roman"/>
-          <w:b/>
-          <w:bCs/>
-          <w:color w:val="000000" w:themeColor="text1"/>
-          <w:lang w:val="ru-RU"/>
+          <w:rFonts w:ascii="Times New Roman" w:hAnsi="Times New Roman" w:cs="Times New Roman" w:eastAsiaTheme="minorEastAsia"/>
+          <w:b/>
+          <w:bCs/>
+          <w:color w:val="000000" w:themeColor="text1"/>
+          <w:sz w:val="24"/>
+          <w:szCs w:val="24"/>
         </w:rPr>
         <w:t xml:space="preserve"> </w:t>
       </w:r>
       <w:r>
         <w:rPr>
-          <w:rFonts w:ascii="Times New Roman" w:hAnsi="Times New Roman" w:cs="Times New Roman"/>
-          <w:b/>
-          <w:bCs/>
-          <w:color w:val="000000" w:themeColor="text1"/>
+          <w:rFonts w:ascii="Times New Roman" w:hAnsi="Times New Roman" w:cs="Times New Roman" w:eastAsiaTheme="minorEastAsia"/>
+          <w:b/>
+          <w:bCs/>
+          <w:color w:val="000000" w:themeColor="text1"/>
+          <w:sz w:val="24"/>
+          <w:szCs w:val="24"/>
         </w:rPr>
         <w:t>have</w:t>
       </w:r>
       <w:r>
         <w:rPr>
-          <w:rFonts w:ascii="Times New Roman" w:hAnsi="Times New Roman" w:cs="Times New Roman"/>
-          <w:color w:val="000000" w:themeColor="text1"/>
-          <w:lang w:val="ru-RU"/>
+          <w:rFonts w:ascii="Times New Roman" w:hAnsi="Times New Roman" w:cs="Times New Roman" w:eastAsiaTheme="minorEastAsia"/>
+          <w:color w:val="000000" w:themeColor="text1"/>
+          <w:sz w:val="24"/>
+          <w:szCs w:val="24"/>
         </w:rPr>
         <w:t xml:space="preserve"> </w:t>
       </w:r>
       <w:r>
         <w:rPr>
-          <w:rFonts w:ascii="Times New Roman" w:hAnsi="Times New Roman" w:cs="Times New Roman"/>
-          <w:color w:val="000000" w:themeColor="text1"/>
-          <w:lang w:val="ru-RU"/>
+          <w:rFonts w:ascii="Times New Roman" w:hAnsi="Times New Roman" w:cs="Times New Roman" w:eastAsiaTheme="minorEastAsia"/>
+          <w:color w:val="000000" w:themeColor="text1"/>
+          <w:sz w:val="24"/>
+          <w:szCs w:val="24"/>
         </w:rPr>
         <w:t xml:space="preserve">– </w:t>
       </w:r>
       <w:r>
         <w:rPr>
-          <w:rFonts w:ascii="Times New Roman" w:hAnsi="Times New Roman" w:cs="Times New Roman"/>
-          <w:color w:val="000000" w:themeColor="text1"/>
-          <w:lang w:val="ru-RU"/>
+          <w:rFonts w:ascii="Times New Roman" w:hAnsi="Times New Roman" w:cs="Times New Roman" w:eastAsiaTheme="minorEastAsia"/>
+          <w:color w:val="000000" w:themeColor="text1"/>
+          <w:sz w:val="24"/>
+          <w:szCs w:val="24"/>
         </w:rPr>
         <w:t xml:space="preserve">обязательно для </w:t>
       </w:r>
       <w:r>
         <w:rPr>
-          <w:rFonts w:ascii="Times New Roman" w:hAnsi="Times New Roman" w:cs="Times New Roman"/>
-          <w:color w:val="000000" w:themeColor="text1"/>
+          <w:rFonts w:ascii="Times New Roman" w:hAnsi="Times New Roman" w:cs="Times New Roman" w:eastAsiaTheme="minorEastAsia"/>
+          <w:color w:val="000000" w:themeColor="text1"/>
+          <w:sz w:val="24"/>
+          <w:szCs w:val="24"/>
         </w:rPr>
         <w:t>MVP</w:t>
       </w:r>
       <w:r>
         <w:rPr>
-          <w:rFonts w:ascii="Times New Roman" w:hAnsi="Times New Roman" w:cs="Times New Roman"/>
-          <w:color w:val="000000" w:themeColor="text1"/>
-          <w:lang w:val="ru-RU"/>
+          <w:rFonts w:ascii="Times New Roman" w:hAnsi="Times New Roman" w:cs="Times New Roman" w:eastAsiaTheme="minorEastAsia"/>
+          <w:color w:val="000000" w:themeColor="text1"/>
+          <w:sz w:val="24"/>
+          <w:szCs w:val="24"/>
         </w:rPr>
         <w:t>;</w:t>
       </w:r>
@@ -1307,19 +1611,20 @@
           <w:ilvl w:val="1"/>
           <w:numId w:val="5"/>
         </w:numPr>
+        <w:ind w:left="1440" w:hanging="360"/>
         <w:rPr>
           <w:rFonts w:ascii="Times New Roman" w:hAnsi="Times New Roman" w:cs="Times New Roman"/>
           <w:color w:val="000000" w:themeColor="text1"/>
-          <w:lang w:val="ru-RU"/>
-        </w:rPr>
-      </w:pPr>
-      <w:r>
-        <w:rPr>
-          <w:rFonts w:ascii="Times New Roman" w:hAnsi="Times New Roman" w:cs="Times New Roman"/>
-          <w:b/>
-          <w:bCs/>
-          <w:color w:val="000000" w:themeColor="text1"/>
-          <w:lang w:val="ru-RU"/>
+        </w:rPr>
+      </w:pPr>
+      <w:r>
+        <w:rPr>
+          <w:rFonts w:ascii="Times New Roman" w:hAnsi="Times New Roman" w:cs="Times New Roman" w:eastAsiaTheme="minorEastAsia"/>
+          <w:b/>
+          <w:bCs/>
+          <w:color w:val="000000" w:themeColor="text1"/>
+          <w:sz w:val="24"/>
+          <w:szCs w:val="24"/>
         </w:rPr>
         <w:t>Работа с конфигурационными файлами</w:t>
       </w:r>
@@ -1331,19 +1636,20 @@
           <w:ilvl w:val="1"/>
           <w:numId w:val="5"/>
         </w:numPr>
+        <w:ind w:left="1440" w:hanging="360"/>
         <w:rPr>
           <w:rFonts w:ascii="Times New Roman" w:hAnsi="Times New Roman" w:cs="Times New Roman"/>
           <w:color w:val="000000" w:themeColor="text1"/>
-          <w:lang w:val="ru-RU"/>
-        </w:rPr>
-      </w:pPr>
-      <w:r>
-        <w:rPr>
-          <w:rFonts w:ascii="Times New Roman" w:hAnsi="Times New Roman" w:cs="Times New Roman"/>
-          <w:b/>
-          <w:bCs/>
-          <w:color w:val="000000" w:themeColor="text1"/>
-          <w:lang w:val="ru-RU"/>
+        </w:rPr>
+      </w:pPr>
+      <w:r>
+        <w:rPr>
+          <w:rFonts w:ascii="Times New Roman" w:hAnsi="Times New Roman" w:cs="Times New Roman" w:eastAsiaTheme="minorEastAsia"/>
+          <w:b/>
+          <w:bCs/>
+          <w:color w:val="000000" w:themeColor="text1"/>
+          <w:sz w:val="24"/>
+          <w:szCs w:val="24"/>
         </w:rPr>
         <w:t>Сканирование папки и вывод размера папки</w:t>
       </w:r>
@@ -1355,19 +1661,20 @@
           <w:ilvl w:val="1"/>
           <w:numId w:val="5"/>
         </w:numPr>
+        <w:ind w:left="1440" w:hanging="360"/>
         <w:rPr>
           <w:rFonts w:ascii="Times New Roman" w:hAnsi="Times New Roman" w:cs="Times New Roman"/>
           <w:color w:val="000000" w:themeColor="text1"/>
-          <w:lang w:val="ru-RU"/>
-        </w:rPr>
-      </w:pPr>
-      <w:r>
-        <w:rPr>
-          <w:rFonts w:ascii="Times New Roman" w:hAnsi="Times New Roman" w:cs="Times New Roman"/>
-          <w:b/>
-          <w:bCs/>
-          <w:color w:val="000000" w:themeColor="text1"/>
-          <w:lang w:val="ru-RU"/>
+        </w:rPr>
+      </w:pPr>
+      <w:r>
+        <w:rPr>
+          <w:rFonts w:ascii="Times New Roman" w:hAnsi="Times New Roman" w:cs="Times New Roman" w:eastAsiaTheme="minorEastAsia"/>
+          <w:b/>
+          <w:bCs/>
+          <w:color w:val="000000" w:themeColor="text1"/>
+          <w:sz w:val="24"/>
+          <w:szCs w:val="24"/>
         </w:rPr>
         <w:t>Возможность добавлять собственные пути</w:t>
       </w:r>
@@ -1379,6 +1686,7 @@
           <w:ilvl w:val="0"/>
           <w:numId w:val="5"/>
         </w:numPr>
+        <w:ind w:left="720" w:hanging="360"/>
         <w:rPr>
           <w:rFonts w:ascii="Times New Roman" w:hAnsi="Times New Roman" w:cs="Times New Roman"/>
           <w:color w:val="000000" w:themeColor="text1"/>
@@ -1386,64 +1694,75 @@
       </w:pPr>
       <w:r>
         <w:rPr>
-          <w:rFonts w:ascii="Times New Roman" w:hAnsi="Times New Roman" w:cs="Times New Roman"/>
-          <w:b/>
-          <w:bCs/>
-          <w:color w:val="000000" w:themeColor="text1"/>
+          <w:rFonts w:ascii="Times New Roman" w:hAnsi="Times New Roman" w:cs="Times New Roman" w:eastAsiaTheme="minorEastAsia"/>
+          <w:b/>
+          <w:bCs/>
+          <w:color w:val="000000" w:themeColor="text1"/>
+          <w:sz w:val="24"/>
+          <w:szCs w:val="24"/>
         </w:rPr>
         <w:t>Should have</w:t>
       </w:r>
       <w:r>
         <w:rPr>
-          <w:rFonts w:ascii="Times New Roman" w:hAnsi="Times New Roman" w:cs="Times New Roman"/>
-          <w:color w:val="000000" w:themeColor="text1"/>
+          <w:rFonts w:ascii="Times New Roman" w:hAnsi="Times New Roman" w:cs="Times New Roman" w:eastAsiaTheme="minorEastAsia"/>
+          <w:color w:val="000000" w:themeColor="text1"/>
+          <w:sz w:val="24"/>
+          <w:szCs w:val="24"/>
         </w:rPr>
         <w:t xml:space="preserve"> </w:t>
       </w:r>
       <w:r>
         <w:rPr>
-          <w:rFonts w:ascii="Times New Roman" w:hAnsi="Times New Roman" w:cs="Times New Roman"/>
-          <w:color w:val="000000" w:themeColor="text1"/>
+          <w:rFonts w:ascii="Times New Roman" w:hAnsi="Times New Roman" w:cs="Times New Roman" w:eastAsiaTheme="minorEastAsia"/>
+          <w:color w:val="000000" w:themeColor="text1"/>
+          <w:sz w:val="24"/>
+          <w:szCs w:val="24"/>
         </w:rPr>
         <w:t>–</w:t>
       </w:r>
       <w:r>
         <w:rPr>
-          <w:rFonts w:ascii="Times New Roman" w:hAnsi="Times New Roman" w:cs="Times New Roman"/>
-          <w:color w:val="000000" w:themeColor="text1"/>
-          <w:lang w:val="ru-RU"/>
+          <w:rFonts w:ascii="Times New Roman" w:hAnsi="Times New Roman" w:cs="Times New Roman" w:eastAsiaTheme="minorEastAsia"/>
+          <w:color w:val="000000" w:themeColor="text1"/>
+          <w:sz w:val="24"/>
+          <w:szCs w:val="24"/>
         </w:rPr>
         <w:t xml:space="preserve"> </w:t>
       </w:r>
-      <w:proofErr w:type="spellStart"/>
-      <w:r>
-        <w:rPr>
-          <w:rFonts w:ascii="Times New Roman" w:hAnsi="Times New Roman" w:cs="Times New Roman"/>
-          <w:color w:val="000000" w:themeColor="text1"/>
+      <w:r>
+        <w:rPr>
+          <w:rFonts w:ascii="Times New Roman" w:hAnsi="Times New Roman" w:cs="Times New Roman" w:eastAsiaTheme="minorEastAsia"/>
+          <w:color w:val="000000" w:themeColor="text1"/>
+          <w:sz w:val="24"/>
+          <w:szCs w:val="24"/>
         </w:rPr>
         <w:t>желательно</w:t>
       </w:r>
-      <w:proofErr w:type="spellEnd"/>
-      <w:r>
-        <w:rPr>
-          <w:rFonts w:ascii="Times New Roman" w:hAnsi="Times New Roman" w:cs="Times New Roman"/>
-          <w:color w:val="000000" w:themeColor="text1"/>
+      <w:r>
+        <w:rPr>
+          <w:rFonts w:ascii="Times New Roman" w:hAnsi="Times New Roman" w:cs="Times New Roman" w:eastAsiaTheme="minorEastAsia"/>
+          <w:color w:val="000000" w:themeColor="text1"/>
+          <w:sz w:val="24"/>
+          <w:szCs w:val="24"/>
         </w:rPr>
         <w:t xml:space="preserve"> </w:t>
       </w:r>
-      <w:proofErr w:type="spellStart"/>
-      <w:r>
-        <w:rPr>
-          <w:rFonts w:ascii="Times New Roman" w:hAnsi="Times New Roman" w:cs="Times New Roman"/>
-          <w:color w:val="000000" w:themeColor="text1"/>
+      <w:r>
+        <w:rPr>
+          <w:rFonts w:ascii="Times New Roman" w:hAnsi="Times New Roman" w:cs="Times New Roman" w:eastAsiaTheme="minorEastAsia"/>
+          <w:color w:val="000000" w:themeColor="text1"/>
+          <w:sz w:val="24"/>
+          <w:szCs w:val="24"/>
         </w:rPr>
         <w:t>реализовать</w:t>
       </w:r>
-      <w:proofErr w:type="spellEnd"/>
-      <w:r>
-        <w:rPr>
-          <w:rFonts w:ascii="Times New Roman" w:hAnsi="Times New Roman" w:cs="Times New Roman"/>
-          <w:color w:val="000000" w:themeColor="text1"/>
+      <w:r>
+        <w:rPr>
+          <w:rFonts w:ascii="Times New Roman" w:hAnsi="Times New Roman" w:cs="Times New Roman" w:eastAsiaTheme="minorEastAsia"/>
+          <w:color w:val="000000" w:themeColor="text1"/>
+          <w:sz w:val="24"/>
+          <w:szCs w:val="24"/>
         </w:rPr>
         <w:t>;</w:t>
       </w:r>
@@ -1455,6 +1774,7 @@
           <w:ilvl w:val="1"/>
           <w:numId w:val="5"/>
         </w:numPr>
+        <w:ind w:left="1440" w:hanging="360"/>
         <w:rPr>
           <w:rFonts w:ascii="Times New Roman" w:hAnsi="Times New Roman" w:cs="Times New Roman"/>
           <w:color w:val="000000" w:themeColor="text1"/>
@@ -1462,11 +1782,12 @@
       </w:pPr>
       <w:r>
         <w:rPr>
-          <w:rFonts w:ascii="Times New Roman" w:hAnsi="Times New Roman" w:cs="Times New Roman"/>
-          <w:b/>
-          <w:bCs/>
-          <w:color w:val="000000" w:themeColor="text1"/>
-          <w:lang w:val="ru-RU"/>
+          <w:rFonts w:ascii="Times New Roman" w:hAnsi="Times New Roman" w:cs="Times New Roman" w:eastAsiaTheme="minorEastAsia"/>
+          <w:b/>
+          <w:bCs/>
+          <w:color w:val="000000" w:themeColor="text1"/>
+          <w:sz w:val="24"/>
+          <w:szCs w:val="24"/>
         </w:rPr>
         <w:t>Работа с аргументами</w:t>
       </w:r>
@@ -1478,61 +1799,69 @@
           <w:ilvl w:val="0"/>
           <w:numId w:val="5"/>
         </w:numPr>
+        <w:ind w:left="720" w:hanging="360"/>
         <w:rPr>
           <w:rFonts w:ascii="Times New Roman" w:hAnsi="Times New Roman" w:cs="Times New Roman"/>
           <w:color w:val="000000" w:themeColor="text1"/>
-          <w:lang w:val="ru-RU"/>
-        </w:rPr>
-      </w:pPr>
-      <w:r>
-        <w:rPr>
-          <w:rFonts w:ascii="Times New Roman" w:hAnsi="Times New Roman" w:cs="Times New Roman"/>
-          <w:b/>
-          <w:bCs/>
-          <w:color w:val="000000" w:themeColor="text1"/>
+        </w:rPr>
+      </w:pPr>
+      <w:r>
+        <w:rPr>
+          <w:rFonts w:ascii="Times New Roman" w:hAnsi="Times New Roman" w:cs="Times New Roman" w:eastAsiaTheme="minorEastAsia"/>
+          <w:b/>
+          <w:bCs/>
+          <w:color w:val="000000" w:themeColor="text1"/>
+          <w:sz w:val="24"/>
+          <w:szCs w:val="24"/>
         </w:rPr>
         <w:t>Could</w:t>
       </w:r>
       <w:r>
         <w:rPr>
-          <w:rFonts w:ascii="Times New Roman" w:hAnsi="Times New Roman" w:cs="Times New Roman"/>
-          <w:b/>
-          <w:bCs/>
-          <w:color w:val="000000" w:themeColor="text1"/>
-          <w:lang w:val="ru-RU"/>
+          <w:rFonts w:ascii="Times New Roman" w:hAnsi="Times New Roman" w:cs="Times New Roman" w:eastAsiaTheme="minorEastAsia"/>
+          <w:b/>
+          <w:bCs/>
+          <w:color w:val="000000" w:themeColor="text1"/>
+          <w:sz w:val="24"/>
+          <w:szCs w:val="24"/>
         </w:rPr>
         <w:t xml:space="preserve"> </w:t>
       </w:r>
       <w:r>
         <w:rPr>
-          <w:rFonts w:ascii="Times New Roman" w:hAnsi="Times New Roman" w:cs="Times New Roman"/>
-          <w:b/>
-          <w:bCs/>
-          <w:color w:val="000000" w:themeColor="text1"/>
+          <w:rFonts w:ascii="Times New Roman" w:hAnsi="Times New Roman" w:cs="Times New Roman" w:eastAsiaTheme="minorEastAsia"/>
+          <w:b/>
+          <w:bCs/>
+          <w:color w:val="000000" w:themeColor="text1"/>
+          <w:sz w:val="24"/>
+          <w:szCs w:val="24"/>
         </w:rPr>
         <w:t>have</w:t>
       </w:r>
       <w:r>
         <w:rPr>
-          <w:rFonts w:ascii="Times New Roman" w:hAnsi="Times New Roman" w:cs="Times New Roman"/>
-          <w:color w:val="000000" w:themeColor="text1"/>
-          <w:lang w:val="ru-RU"/>
+          <w:rFonts w:ascii="Times New Roman" w:hAnsi="Times New Roman" w:cs="Times New Roman" w:eastAsiaTheme="minorEastAsia"/>
+          <w:color w:val="000000" w:themeColor="text1"/>
+          <w:sz w:val="24"/>
+          <w:szCs w:val="24"/>
         </w:rPr>
         <w:t xml:space="preserve"> </w:t>
       </w:r>
       <w:r>
         <w:rPr>
-          <w:rFonts w:ascii="Times New Roman" w:hAnsi="Times New Roman" w:cs="Times New Roman"/>
-          <w:color w:val="000000" w:themeColor="text1"/>
-          <w:lang w:val="ru-RU"/>
+          <w:rFonts w:ascii="Times New Roman" w:hAnsi="Times New Roman" w:cs="Times New Roman" w:eastAsiaTheme="minorEastAsia"/>
+          <w:color w:val="000000" w:themeColor="text1"/>
+          <w:sz w:val="24"/>
+          <w:szCs w:val="24"/>
         </w:rPr>
         <w:t xml:space="preserve">– </w:t>
       </w:r>
       <w:r>
         <w:rPr>
-          <w:rFonts w:ascii="Times New Roman" w:hAnsi="Times New Roman" w:cs="Times New Roman"/>
-          <w:color w:val="000000" w:themeColor="text1"/>
-          <w:lang w:val="ru-RU"/>
+          <w:rFonts w:ascii="Times New Roman" w:hAnsi="Times New Roman" w:cs="Times New Roman" w:eastAsiaTheme="minorEastAsia"/>
+          <w:color w:val="000000" w:themeColor="text1"/>
+          <w:sz w:val="24"/>
+          <w:szCs w:val="24"/>
         </w:rPr>
         <w:t>можно добавить, если останется время.</w:t>
       </w:r>
@@ -1544,65 +1873,67 @@
           <w:ilvl w:val="1"/>
           <w:numId w:val="5"/>
         </w:numPr>
+        <w:ind w:left="1440" w:hanging="360"/>
         <w:rPr>
           <w:rFonts w:ascii="Times New Roman" w:hAnsi="Times New Roman" w:cs="Times New Roman"/>
           <w:color w:val="000000" w:themeColor="text1"/>
-          <w:lang w:val="ru-RU"/>
-        </w:rPr>
-      </w:pPr>
-      <w:r>
+        </w:rPr>
+      </w:pPr>
+      <w:bookmarkStart w:id="4" w:name="что-нужно-принести-на-следующую-пару"/>
+      <w:r>
+        <w:rPr>
+          <w:rFonts w:ascii="Times New Roman" w:hAnsi="Times New Roman" w:cs="Times New Roman" w:eastAsiaTheme="minorEastAsia"/>
+          <w:b/>
+          <w:bCs/>
+          <w:color w:val="000000" w:themeColor="text1"/>
+          <w:sz w:val="24"/>
+          <w:szCs w:val="24"/>
+        </w:rPr>
+        <w:t xml:space="preserve">Загрузка </w:t>
+      </w:r>
+      <w:r>
+        <w:rPr>
+          <w:rFonts w:ascii="Times New Roman" w:hAnsi="Times New Roman" w:cs="Times New Roman" w:eastAsiaTheme="minorEastAsia"/>
+          <w:b/>
+          <w:bCs/>
+          <w:color w:val="000000" w:themeColor="text1"/>
+          <w:sz w:val="24"/>
+          <w:szCs w:val="24"/>
+        </w:rPr>
+        <w:t>preset</w:t>
+      </w:r>
+      <w:r>
+        <w:rPr>
+          <w:rFonts w:ascii="Times New Roman" w:hAnsi="Times New Roman" w:cs="Times New Roman" w:eastAsiaTheme="minorEastAsia"/>
+          <w:b/>
+          <w:bCs/>
+          <w:color w:val="000000" w:themeColor="text1"/>
+          <w:sz w:val="24"/>
+          <w:szCs w:val="24"/>
+        </w:rPr>
+        <w:t xml:space="preserve"> </w:t>
+      </w:r>
+      <w:r>
+        <w:rPr>
+          <w:rFonts w:ascii="Times New Roman" w:hAnsi="Times New Roman" w:cs="Times New Roman" w:eastAsiaTheme="minorEastAsia"/>
+          <w:b/>
+          <w:bCs/>
+          <w:color w:val="000000" w:themeColor="text1"/>
+          <w:sz w:val="24"/>
+          <w:szCs w:val="24"/>
+        </w:rPr>
+        <w:t>файла из интернета в случае его отсутствия</w:t>
+      </w:r>
+      <w:bookmarkEnd w:id="4"/>
+    </w:p>
+    <w:p>
+      <w:pPr>
+        <w:pStyle w:val="Compact"/>
         <w:rPr>
           <w:rFonts w:ascii="Times New Roman" w:hAnsi="Times New Roman" w:cs="Times New Roman"/>
           <w:b/>
           <w:bCs/>
           <w:color w:val="000000" w:themeColor="text1"/>
-          <w:lang w:val="ru-RU"/>
-        </w:rPr>
-        <w:t xml:space="preserve">Загрузка </w:t>
-      </w:r>
-      <w:r>
-        <w:rPr>
-          <w:rFonts w:ascii="Times New Roman" w:hAnsi="Times New Roman" w:cs="Times New Roman"/>
-          <w:b/>
-          <w:bCs/>
-          <w:color w:val="000000" w:themeColor="text1"/>
-        </w:rPr>
-        <w:t>preset</w:t>
-      </w:r>
-      <w:r>
-        <w:rPr>
-          <w:rFonts w:ascii="Times New Roman" w:hAnsi="Times New Roman" w:cs="Times New Roman"/>
-          <w:b/>
-          <w:bCs/>
-          <w:color w:val="000000" w:themeColor="text1"/>
-          <w:lang w:val="ru-RU"/>
-        </w:rPr>
-        <w:t xml:space="preserve"> </w:t>
-      </w:r>
-      <w:r>
-        <w:rPr>
-          <w:rFonts w:ascii="Times New Roman" w:hAnsi="Times New Roman" w:cs="Times New Roman"/>
-          <w:b/>
-          <w:bCs/>
-          <w:color w:val="000000" w:themeColor="text1"/>
-          <w:lang w:val="ru-RU"/>
-        </w:rPr>
-        <w:t>файла из интернета в случае его отсутствия</w:t>
-      </w:r>
-      <w:bookmarkStart w:id="4" w:name="что-нужно-принести-на-следующую-пару"/>
-      <w:bookmarkEnd w:id="1"/>
-      <w:bookmarkEnd w:id="3"/>
-      <w:bookmarkEnd w:id="4"/>
-    </w:p>
-    <w:p>
-      <w:pPr>
-        <w:pStyle w:val="Compact"/>
-        <w:rPr>
-          <w:rFonts w:ascii="Times New Roman" w:hAnsi="Times New Roman" w:cs="Times New Roman"/>
-          <w:b/>
-          <w:bCs/>
-          <w:color w:val="000000" w:themeColor="text1"/>
-          <w:lang w:val="ru-RU"/>
         </w:rPr>
       </w:pPr>
     </w:p>
@@ -1642,24 +1973,22 @@
           <w:color w:val="000000" w:themeColor="text1"/>
           <w:sz w:val="36"/>
           <w:szCs w:val="36"/>
-          <w:lang w:val="ru-RU"/>
-        </w:rPr>
-      </w:pPr>
-      <w:r>
-        <w:rPr>
-          <w:rFonts w:ascii="Times New Roman" w:hAnsi="Times New Roman" w:cs="Times New Roman"/>
+        </w:rPr>
+      </w:pPr>
+      <w:r>
+        <w:rPr>
+          <w:rFonts w:ascii="Times New Roman" w:hAnsi="Times New Roman" w:cs="Times New Roman" w:eastAsiaTheme="minorEastAsia"/>
           <w:b/>
           <w:bCs/>
           <w:color w:val="000000" w:themeColor="text1"/>
           <w:sz w:val="36"/>
           <w:szCs w:val="36"/>
-          <w:lang w:val="ru-RU"/>
         </w:rPr>
         <w:t xml:space="preserve">Этапы разработки с чек боксом можно будет посмотреть на странице репозитория в файле </w:t>
       </w:r>
       <w:r>
         <w:rPr>
-          <w:rFonts w:ascii="Times New Roman" w:hAnsi="Times New Roman" w:cs="Times New Roman"/>
+          <w:rFonts w:ascii="Times New Roman" w:hAnsi="Times New Roman" w:cs="Times New Roman" w:eastAsiaTheme="minorEastAsia"/>
           <w:b/>
           <w:bCs/>
           <w:color w:val="000000" w:themeColor="text1"/>
@@ -1670,19 +1999,18 @@
       </w:r>
       <w:r>
         <w:rPr>
-          <w:rFonts w:ascii="Times New Roman" w:hAnsi="Times New Roman" w:cs="Times New Roman"/>
+          <w:rFonts w:ascii="Times New Roman" w:hAnsi="Times New Roman" w:cs="Times New Roman" w:eastAsiaTheme="minorEastAsia"/>
           <w:b/>
           <w:bCs/>
           <w:color w:val="000000" w:themeColor="text1"/>
           <w:sz w:val="36"/>
           <w:szCs w:val="36"/>
-          <w:lang w:val="ru-RU"/>
         </w:rPr>
         <w:t>.</w:t>
       </w:r>
       <w:r>
         <w:rPr>
-          <w:rFonts w:ascii="Times New Roman" w:hAnsi="Times New Roman" w:cs="Times New Roman"/>
+          <w:rFonts w:ascii="Times New Roman" w:hAnsi="Times New Roman" w:cs="Times New Roman" w:eastAsiaTheme="minorEastAsia"/>
           <w:b/>
           <w:bCs/>
           <w:color w:val="000000" w:themeColor="text1"/>
@@ -1702,7 +2030,6 @@
           <w:color w:val="000000" w:themeColor="text1"/>
           <w:sz w:val="36"/>
           <w:szCs w:val="36"/>
-          <w:lang w:val="ru-RU"/>
         </w:rPr>
       </w:pPr>
     </w:p>
@@ -1716,25 +2043,22 @@
           <w:color w:val="000000" w:themeColor="text1"/>
           <w:sz w:val="36"/>
           <w:szCs w:val="36"/>
-          <w:lang w:val="ru-RU"/>
-        </w:rPr>
-      </w:pPr>
-      <w:r>
-        <w:rPr>
-          <w:rFonts w:ascii="Times New Roman" w:hAnsi="Times New Roman" w:cs="Times New Roman"/>
+        </w:rPr>
+      </w:pPr>
+      <w:r>
+        <w:rPr>
+          <w:rFonts w:ascii="Times New Roman" w:hAnsi="Times New Roman" w:cs="Times New Roman" w:eastAsiaTheme="minorEastAsia"/>
           <w:b/>
           <w:bCs/>
           <w:color w:val="000000" w:themeColor="text1"/>
           <w:sz w:val="36"/>
           <w:szCs w:val="36"/>
-          <w:lang w:val="ru-RU"/>
         </w:rPr>
         <w:t xml:space="preserve">Проект храниться на </w:t>
       </w:r>
-      <w:proofErr w:type="spellStart"/>
-      <w:r>
-        <w:rPr>
-          <w:rFonts w:ascii="Times New Roman" w:hAnsi="Times New Roman" w:cs="Times New Roman"/>
+      <w:r>
+        <w:rPr>
+          <w:rFonts w:ascii="Times New Roman" w:hAnsi="Times New Roman" w:cs="Times New Roman" w:eastAsiaTheme="minorEastAsia"/>
           <w:b/>
           <w:bCs/>
           <w:color w:val="000000" w:themeColor="text1"/>
@@ -1743,16 +2067,14 @@
         </w:rPr>
         <w:t>github</w:t>
       </w:r>
-      <w:proofErr w:type="spellEnd"/>
-      <w:r>
-        <w:rPr>
-          <w:rFonts w:ascii="Times New Roman" w:hAnsi="Times New Roman" w:cs="Times New Roman"/>
+      <w:r>
+        <w:rPr>
+          <w:rFonts w:ascii="Times New Roman" w:hAnsi="Times New Roman" w:cs="Times New Roman" w:eastAsiaTheme="minorEastAsia"/>
           <w:b/>
           <w:bCs/>
           <w:color w:val="000000" w:themeColor="text1"/>
           <w:sz w:val="36"/>
           <w:szCs w:val="36"/>
-          <w:lang w:val="ru-RU"/>
         </w:rPr>
         <w:t>:</w:t>
       </w:r>
@@ -1767,140 +2089,21 @@
           <w:bCs/>
           <w:sz w:val="36"/>
           <w:szCs w:val="36"/>
-          <w:lang w:val="ru-RU"/>
-        </w:rPr>
-      </w:pPr>
-      <w:hyperlink r:id="rId7" w:history="1">
+        </w:rPr>
+      </w:pPr>
+      <w:hyperlink r:id="rId7">
         <w:r>
           <w:rPr>
             <w:rStyle w:val="af"/>
-            <w:rFonts w:ascii="Times New Roman" w:hAnsi="Times New Roman" w:cs="Times New Roman"/>
+            <w:rFonts w:ascii="Times New Roman" w:hAnsi="Times New Roman" w:cs="Times New Roman" w:eastAsiaTheme="minorEastAsia"/>
             <w:b/>
             <w:bCs/>
+            <w:color w:val="156082" w:themeColor="accent1"/>
             <w:sz w:val="36"/>
             <w:szCs w:val="36"/>
           </w:rPr>
-          <w:t>https</w:t>
+          <w:t>https://github.com/SG123it/CacheCleaner</w:t>
         </w:r>
-        <w:r>
-          <w:rPr>
-            <w:rStyle w:val="af"/>
-            <w:rFonts w:ascii="Times New Roman" w:hAnsi="Times New Roman" w:cs="Times New Roman"/>
-            <w:b/>
-            <w:bCs/>
-            <w:sz w:val="36"/>
-            <w:szCs w:val="36"/>
-            <w:lang w:val="ru-RU"/>
-          </w:rPr>
-          <w:t>://</w:t>
-        </w:r>
-        <w:proofErr w:type="spellStart"/>
-        <w:r>
-          <w:rPr>
-            <w:rStyle w:val="af"/>
-            <w:rFonts w:ascii="Times New Roman" w:hAnsi="Times New Roman" w:cs="Times New Roman"/>
-            <w:b/>
-            <w:bCs/>
-            <w:sz w:val="36"/>
-            <w:szCs w:val="36"/>
-          </w:rPr>
-          <w:t>github</w:t>
-        </w:r>
-        <w:proofErr w:type="spellEnd"/>
-        <w:r>
-          <w:rPr>
-            <w:rStyle w:val="af"/>
-            <w:rFonts w:ascii="Times New Roman" w:hAnsi="Times New Roman" w:cs="Times New Roman"/>
-            <w:b/>
-            <w:bCs/>
-            <w:sz w:val="36"/>
-            <w:szCs w:val="36"/>
-            <w:lang w:val="ru-RU"/>
-          </w:rPr>
-          <w:t>.</w:t>
-        </w:r>
-        <w:r>
-          <w:rPr>
-            <w:rStyle w:val="af"/>
-            <w:rFonts w:ascii="Times New Roman" w:hAnsi="Times New Roman" w:cs="Times New Roman"/>
-            <w:b/>
-            <w:bCs/>
-            <w:sz w:val="36"/>
-            <w:szCs w:val="36"/>
-          </w:rPr>
-          <w:t>com</w:t>
-        </w:r>
-        <w:r>
-          <w:rPr>
-            <w:rStyle w:val="af"/>
-            <w:rFonts w:ascii="Times New Roman" w:hAnsi="Times New Roman" w:cs="Times New Roman"/>
-            <w:b/>
-            <w:bCs/>
-            <w:sz w:val="36"/>
-            <w:szCs w:val="36"/>
-            <w:lang w:val="ru-RU"/>
-          </w:rPr>
-          <w:t>/</w:t>
-        </w:r>
-        <w:r>
-          <w:rPr>
-            <w:rStyle w:val="af"/>
-            <w:rFonts w:ascii="Times New Roman" w:hAnsi="Times New Roman" w:cs="Times New Roman"/>
-            <w:b/>
-            <w:bCs/>
-            <w:sz w:val="36"/>
-            <w:szCs w:val="36"/>
-          </w:rPr>
-          <w:t>SG</w:t>
-        </w:r>
-        <w:r>
-          <w:rPr>
-            <w:rStyle w:val="af"/>
-            <w:rFonts w:ascii="Times New Roman" w:hAnsi="Times New Roman" w:cs="Times New Roman"/>
-            <w:b/>
-            <w:bCs/>
-            <w:sz w:val="36"/>
-            <w:szCs w:val="36"/>
-            <w:lang w:val="ru-RU"/>
-          </w:rPr>
-          <w:t>123</w:t>
-        </w:r>
-        <w:r>
-          <w:rPr>
-            <w:rStyle w:val="af"/>
-            <w:rFonts w:ascii="Times New Roman" w:hAnsi="Times New Roman" w:cs="Times New Roman"/>
-            <w:b/>
-            <w:bCs/>
-            <w:sz w:val="36"/>
-            <w:szCs w:val="36"/>
-          </w:rPr>
-          <w:t>it</w:t>
-        </w:r>
-        <w:r>
-          <w:rPr>
-            <w:rStyle w:val="af"/>
-            <w:rFonts w:ascii="Times New Roman" w:hAnsi="Times New Roman" w:cs="Times New Roman"/>
-            <w:b/>
-            <w:bCs/>
-            <w:sz w:val="36"/>
-            <w:szCs w:val="36"/>
-            <w:lang w:val="ru-RU"/>
-          </w:rPr>
-          <w:t>/</w:t>
-        </w:r>
-        <w:proofErr w:type="spellStart"/>
-        <w:r>
-          <w:rPr>
-            <w:rStyle w:val="af"/>
-            <w:rFonts w:ascii="Times New Roman" w:hAnsi="Times New Roman" w:cs="Times New Roman"/>
-            <w:b/>
-            <w:bCs/>
-            <w:sz w:val="36"/>
-            <w:szCs w:val="36"/>
-          </w:rPr>
-          <w:t>CacheCleaner</w:t>
-        </w:r>
-        <w:proofErr w:type="spellEnd"/>
       </w:hyperlink>
     </w:p>
     <w:p>
@@ -1913,7 +2116,6 @@
           <w:color w:val="000000" w:themeColor="text1"/>
           <w:sz w:val="36"/>
           <w:szCs w:val="36"/>
-          <w:lang w:val="ru-RU"/>
         </w:rPr>
       </w:pPr>
     </w:p>
@@ -1938,16 +2140,14 @@
           <w:color w:val="000000" w:themeColor="text1"/>
           <w:sz w:val="20"/>
           <w:szCs w:val="20"/>
-          <w:lang w:val="ru-RU"/>
-        </w:rPr>
-      </w:pPr>
-      <w:r>
-        <w:rPr>
-          <w:rFonts w:ascii="Times New Roman" w:hAnsi="Times New Roman" w:cs="Times New Roman"/>
+        </w:rPr>
+      </w:pPr>
+      <w:r>
+        <w:rPr>
+          <w:rFonts w:ascii="Times New Roman" w:hAnsi="Times New Roman" w:cs="Times New Roman" w:eastAsiaTheme="minorEastAsia"/>
           <w:color w:val="000000" w:themeColor="text1"/>
           <w:sz w:val="20"/>
           <w:szCs w:val="20"/>
-          <w:lang w:val="ru-RU"/>
         </w:rPr>
         <w:t>Гайнуллина Самата (РПО 3)</w:t>
       </w:r>
@@ -1958,7 +2158,6 @@
       </w:footnotePr>
       <w:pgSz w:w="12240" w:h="15840"/>
       <w:pgMar w:top="720" w:right="720" w:bottom="720" w:left="720" w:header="720" w:footer="720" w:gutter="0"/>
-      <w:cols w:space="720"/>
       <w:docGrid w:linePitch="326"/>
     </w:sectPr>
   </w:body>
@@ -1966,7 +2165,7 @@
 </file>
 
 <file path=word/endnotes.xml><?xml version="1.0" encoding="utf-8"?>
-<w:endnotes xmlns:wpc="http://schemas.microsoft.com/office/word/2010/wordprocessingCanvas" xmlns:cx="http://schemas.microsoft.com/office/drawing/2014/chartex" xmlns:cx1="http://schemas.microsoft.com/office/drawing/2015/9/8/chartex" xmlns:cx2="http://schemas.microsoft.com/office/drawing/2015/10/21/chartex" xmlns:cx3="http://schemas.microsoft.com/office/drawing/2016/5/9/chartex" xmlns:cx4="http://schemas.microsoft.com/office/drawing/2016/5/10/chartex" xmlns:cx5="http://schemas.microsoft.com/office/drawing/2016/5/11/chartex" xmlns:cx6="http://schemas.microsoft.com/office/drawing/2016/5/12/chartex" xmlns:cx7="http://schemas.microsoft.com/office/drawing/2016/5/13/chartex" xmlns:cx8="http://schemas.microsoft.com/office/drawing/2016/5/14/chartex" xmlns:mc="http://schemas.openxmlformats.org/markup-compatibility/2006" xmlns:aink="http://schemas.microsoft.com/office/drawing/2016/ink" xmlns:am3d="http://schemas.microsoft.com/office/drawing/2017/model3d" xmlns:o="urn:schemas-microsoft-com:office:office" xmlns:oel="http://schemas.microsoft.com/office/2019/extlst" xmlns:r="http://schemas.openxmlformats.org/officeDocument/2006/relationships" xmlns:m="http://schemas.openxmlformats.org/officeDocument/2006/math" xmlns:v="urn:schemas-microsoft-com:vml" xmlns:wp14="http://schemas.microsoft.com/office/word/2010/wordprocessingDrawing" xmlns:wp="http://schemas.openxmlformats.org/drawingml/2006/wordprocessingDrawing" xmlns:w10="urn:schemas-microsoft-com:office:word" xmlns:w="http://schemas.openxmlformats.org/wordprocessingml/2006/main" xmlns:w14="http://schemas.microsoft.com/office/word/2010/wordml" xmlns:w15="http://schemas.microsoft.com/office/word/2012/wordml" xmlns:w16cex="http://schemas.microsoft.com/office/word/2018/wordml/cex" xmlns:w16cid="http://schemas.microsoft.com/office/word/2016/wordml/cid" xmlns:w16="http://schemas.microsoft.com/office/word/2018/wordml" xmlns:w16sdtdh="http://schemas.microsoft.com/office/word/2020/wordml/sdtdatahash" xmlns:w16se="http://schemas.microsoft.com/office/word/2015/wordml/symex" xmlns:wpg="http://schemas.microsoft.com/office/word/2010/wordprocessingGroup" xmlns:wpi="http://schemas.microsoft.com/office/word/2010/wordprocessingInk" xmlns:wne="http://schemas.microsoft.com/office/word/2006/wordml" xmlns:wps="http://schemas.microsoft.com/office/word/2010/wordprocessingShape" mc:Ignorable="w14 w15 w16se w16cid w16 w16cex w16sdtdh wp14">
+<w:endnotes xmlns:wpc="http://schemas.microsoft.com/office/word/2010/wordprocessingCanvas" xmlns:cx="http://schemas.microsoft.com/office/drawing/2014/chartex" xmlns:cx1="http://schemas.microsoft.com/office/drawing/2015/9/8/chartex" xmlns:cx2="http://schemas.microsoft.com/office/drawing/2015/10/21/chartex" xmlns:cx3="http://schemas.microsoft.com/office/drawing/2016/5/9/chartex" xmlns:cx4="http://schemas.microsoft.com/office/drawing/2016/5/10/chartex" xmlns:cx5="http://schemas.microsoft.com/office/drawing/2016/5/11/chartex" xmlns:cx6="http://schemas.microsoft.com/office/drawing/2016/5/12/chartex" xmlns:cx7="http://schemas.microsoft.com/office/drawing/2016/5/13/chartex" xmlns:cx8="http://schemas.microsoft.com/office/drawing/2016/5/14/chartex" xmlns:mc="http://schemas.openxmlformats.org/markup-compatibility/2006" xmlns:aink="http://schemas.microsoft.com/office/drawing/2016/ink" xmlns:am3d="http://schemas.microsoft.com/office/drawing/2017/model3d" xmlns:o="urn:schemas-microsoft-com:office:office" xmlns:oel="http://schemas.microsoft.com/office/2019/extlst" xmlns:r="http://schemas.openxmlformats.org/officeDocument/2006/relationships" xmlns:m="http://schemas.openxmlformats.org/officeDocument/2006/math" xmlns:v="urn:schemas-microsoft-com:vml" xmlns:wp14="http://schemas.microsoft.com/office/word/2010/wordprocessingDrawing" xmlns:wp="http://schemas.openxmlformats.org/drawingml/2006/wordprocessingDrawing" xmlns:w10="urn:schemas-microsoft-com:office:word" xmlns:w="http://schemas.openxmlformats.org/wordprocessingml/2006/main" xmlns:w14="http://schemas.microsoft.com/office/word/2010/wordml" xmlns:w15="http://schemas.microsoft.com/office/word/2012/wordml" xmlns:w16cex="http://schemas.microsoft.com/office/word/2018/wordml/cex" xmlns:w16cid="http://schemas.microsoft.com/office/word/2016/wordml/cid" xmlns:w16="http://schemas.microsoft.com/office/word/2018/wordml" xmlns:w16du="http://schemas.microsoft.com/office/word/2023/wordml/word16du" xmlns:w16sdtdh="http://schemas.microsoft.com/office/word/2020/wordml/sdtdatahash" xmlns:w16sdtfl="http://schemas.microsoft.com/office/word/2024/wordml/sdtformatlock" xmlns:w16se="http://schemas.microsoft.com/office/word/2015/wordml/symex" xmlns:wpg="http://schemas.microsoft.com/office/word/2010/wordprocessingGroup" xmlns:wpi="http://schemas.microsoft.com/office/word/2010/wordprocessingInk" xmlns:wne="http://schemas.microsoft.com/office/word/2006/wordml" xmlns:wps="http://schemas.microsoft.com/office/word/2010/wordprocessingShape" mc:Ignorable="w14 w15 w16se w16cid w16 w16cex w16sdtdh w16sdtfl w16du wp14">
   <w:endnote w:type="separator" w:id="-1">
     <w:p>
       <w:pPr>
@@ -1991,7 +2190,7 @@
 </file>
 
 <file path=word/footnotes.xml><?xml version="1.0" encoding="utf-8"?>
-<w:footnotes xmlns:wpc="http://schemas.microsoft.com/office/word/2010/wordprocessingCanvas" xmlns:cx="http://schemas.microsoft.com/office/drawing/2014/chartex" xmlns:cx1="http://schemas.microsoft.com/office/drawing/2015/9/8/chartex" xmlns:cx2="http://schemas.microsoft.com/office/drawing/2015/10/21/chartex" xmlns:cx3="http://schemas.microsoft.com/office/drawing/2016/5/9/chartex" xmlns:cx4="http://schemas.microsoft.com/office/drawing/2016/5/10/chartex" xmlns:cx5="http://schemas.microsoft.com/office/drawing/2016/5/11/chartex" xmlns:cx6="http://schemas.microsoft.com/office/drawing/2016/5/12/chartex" xmlns:cx7="http://schemas.microsoft.com/office/drawing/2016/5/13/chartex" xmlns:cx8="http://schemas.microsoft.com/office/drawing/2016/5/14/chartex" xmlns:mc="http://schemas.openxmlformats.org/markup-compatibility/2006" xmlns:aink="http://schemas.microsoft.com/office/drawing/2016/ink" xmlns:am3d="http://schemas.microsoft.com/office/drawing/2017/model3d" xmlns:o="urn:schemas-microsoft-com:office:office" xmlns:oel="http://schemas.microsoft.com/office/2019/extlst" xmlns:r="http://schemas.openxmlformats.org/officeDocument/2006/relationships" xmlns:m="http://schemas.openxmlformats.org/officeDocument/2006/math" xmlns:v="urn:schemas-microsoft-com:vml" xmlns:wp14="http://schemas.microsoft.com/office/word/2010/wordprocessingDrawing" xmlns:wp="http://schemas.openxmlformats.org/drawingml/2006/wordprocessingDrawing" xmlns:w10="urn:schemas-microsoft-com:office:word" xmlns:w="http://schemas.openxmlformats.org/wordprocessingml/2006/main" xmlns:w14="http://schemas.microsoft.com/office/word/2010/wordml" xmlns:w15="http://schemas.microsoft.com/office/word/2012/wordml" xmlns:w16cex="http://schemas.microsoft.com/office/word/2018/wordml/cex" xmlns:w16cid="http://schemas.microsoft.com/office/word/2016/wordml/cid" xmlns:w16="http://schemas.microsoft.com/office/word/2018/wordml" xmlns:w16sdtdh="http://schemas.microsoft.com/office/word/2020/wordml/sdtdatahash" xmlns:w16se="http://schemas.microsoft.com/office/word/2015/wordml/symex" xmlns:wpg="http://schemas.microsoft.com/office/word/2010/wordprocessingGroup" xmlns:wpi="http://schemas.microsoft.com/office/word/2010/wordprocessingInk" xmlns:wne="http://schemas.microsoft.com/office/word/2006/wordml" xmlns:wps="http://schemas.microsoft.com/office/word/2010/wordprocessingShape" mc:Ignorable="w14 w15 w16se w16cid w16 w16cex w16sdtdh wp14">
+<w:footnotes xmlns:wpc="http://schemas.microsoft.com/office/word/2010/wordprocessingCanvas" xmlns:cx="http://schemas.microsoft.com/office/drawing/2014/chartex" xmlns:cx1="http://schemas.microsoft.com/office/drawing/2015/9/8/chartex" xmlns:cx2="http://schemas.microsoft.com/office/drawing/2015/10/21/chartex" xmlns:cx3="http://schemas.microsoft.com/office/drawing/2016/5/9/chartex" xmlns:cx4="http://schemas.microsoft.com/office/drawing/2016/5/10/chartex" xmlns:cx5="http://schemas.microsoft.com/office/drawing/2016/5/11/chartex" xmlns:cx6="http://schemas.microsoft.com/office/drawing/2016/5/12/chartex" xmlns:cx7="http://schemas.microsoft.com/office/drawing/2016/5/13/chartex" xmlns:cx8="http://schemas.microsoft.com/office/drawing/2016/5/14/chartex" xmlns:mc="http://schemas.openxmlformats.org/markup-compatibility/2006" xmlns:aink="http://schemas.microsoft.com/office/drawing/2016/ink" xmlns:am3d="http://schemas.microsoft.com/office/drawing/2017/model3d" xmlns:o="urn:schemas-microsoft-com:office:office" xmlns:oel="http://schemas.microsoft.com/office/2019/extlst" xmlns:r="http://schemas.openxmlformats.org/officeDocument/2006/relationships" xmlns:m="http://schemas.openxmlformats.org/officeDocument/2006/math" xmlns:v="urn:schemas-microsoft-com:vml" xmlns:wp14="http://schemas.microsoft.com/office/word/2010/wordprocessingDrawing" xmlns:wp="http://schemas.openxmlformats.org/drawingml/2006/wordprocessingDrawing" xmlns:w10="urn:schemas-microsoft-com:office:word" xmlns:w="http://schemas.openxmlformats.org/wordprocessingml/2006/main" xmlns:w14="http://schemas.microsoft.com/office/word/2010/wordml" xmlns:w15="http://schemas.microsoft.com/office/word/2012/wordml" xmlns:w16cex="http://schemas.microsoft.com/office/word/2018/wordml/cex" xmlns:w16cid="http://schemas.microsoft.com/office/word/2016/wordml/cid" xmlns:w16="http://schemas.microsoft.com/office/word/2018/wordml" xmlns:w16du="http://schemas.microsoft.com/office/word/2023/wordml/word16du" xmlns:w16sdtdh="http://schemas.microsoft.com/office/word/2020/wordml/sdtdatahash" xmlns:w16sdtfl="http://schemas.microsoft.com/office/word/2024/wordml/sdtformatlock" xmlns:w16se="http://schemas.microsoft.com/office/word/2015/wordml/symex" xmlns:wpg="http://schemas.microsoft.com/office/word/2010/wordprocessingGroup" xmlns:wpi="http://schemas.microsoft.com/office/word/2010/wordprocessingInk" xmlns:wne="http://schemas.microsoft.com/office/word/2006/wordml" xmlns:wps="http://schemas.microsoft.com/office/word/2010/wordprocessingShape" mc:Ignorable="w14 w15 w16se w16cid w16 w16cex w16sdtdh w16sdtfl w16du wp14">
   <w:footnote w:type="separator" w:id="-1">
     <w:p>
       <w:pPr>
